--- a/MemoriaTFM_3.docx
+++ b/MemoriaTFM_3.docx
@@ -281,7 +281,7 @@
           <w:color w:val="1F497D"/>
         </w:rPr>
       </w:pPr>
-      <w:bookmarkStart w:id="0" w:name="_Toc239079986"/>
+      <w:bookmarkStart w:id="0" w:name="_Toc239108982"/>
       <w:r>
         <w:rPr>
           <w:color w:val="1F497D"/>
@@ -336,7 +336,7 @@
         </w:rPr>
       </w:pPr>
       <w:bookmarkStart w:id="1" w:name="_Toc234787598"/>
-      <w:bookmarkStart w:id="2" w:name="_Toc239079987"/>
+      <w:bookmarkStart w:id="2" w:name="_Toc239108983"/>
       <w:r>
         <w:rPr>
           <w:color w:val="1F497D"/>
@@ -419,7 +419,7 @@
         </w:rPr>
       </w:pPr>
       <w:bookmarkStart w:id="3" w:name="_Toc234787599"/>
-      <w:bookmarkStart w:id="4" w:name="_Toc239079988"/>
+      <w:bookmarkStart w:id="4" w:name="_Toc239108984"/>
       <w:r>
         <w:rPr>
           <w:color w:val="1F497D" w:themeColor="text2"/>
@@ -551,7 +551,7 @@
           <w:r>
             <w:fldChar w:fldCharType="separate"/>
           </w:r>
-          <w:hyperlink w:anchor="_Toc239079986" w:history="1">
+          <w:hyperlink w:anchor="_Toc239108982" w:history="1">
             <w:r>
               <w:rPr>
                 <w:rStyle w:val="Hipervnculo"/>
@@ -574,7 +574,7 @@
               <w:rPr>
                 <w:webHidden/>
               </w:rPr>
-              <w:instrText xml:space="preserve"> PAGEREF _Toc239079986 \h </w:instrText>
+              <w:instrText xml:space="preserve"> PAGEREF _Toc239108982 \h </w:instrText>
             </w:r>
             <w:r>
               <w:rPr>
@@ -616,7 +616,7 @@
               <w14:ligatures w14:val="standardContextual"/>
             </w:rPr>
           </w:pPr>
-          <w:hyperlink w:anchor="_Toc239079987" w:history="1">
+          <w:hyperlink w:anchor="_Toc239108983" w:history="1">
             <w:r>
               <w:rPr>
                 <w:rStyle w:val="Hipervnculo"/>
@@ -639,7 +639,7 @@
               <w:rPr>
                 <w:webHidden/>
               </w:rPr>
-              <w:instrText xml:space="preserve"> PAGEREF _Toc239079987 \h </w:instrText>
+              <w:instrText xml:space="preserve"> PAGEREF _Toc239108983 \h </w:instrText>
             </w:r>
             <w:r>
               <w:rPr>
@@ -681,7 +681,7 @@
               <w14:ligatures w14:val="standardContextual"/>
             </w:rPr>
           </w:pPr>
-          <w:hyperlink w:anchor="_Toc239079988" w:history="1">
+          <w:hyperlink w:anchor="_Toc239108984" w:history="1">
             <w:r>
               <w:rPr>
                 <w:rStyle w:val="Hipervnculo"/>
@@ -704,7 +704,7 @@
               <w:rPr>
                 <w:webHidden/>
               </w:rPr>
-              <w:instrText xml:space="preserve"> PAGEREF _Toc239079988 \h </w:instrText>
+              <w:instrText xml:space="preserve"> PAGEREF _Toc239108984 \h </w:instrText>
             </w:r>
             <w:r>
               <w:rPr>
@@ -746,7 +746,7 @@
               <w14:ligatures w14:val="standardContextual"/>
             </w:rPr>
           </w:pPr>
-          <w:hyperlink w:anchor="_Toc239079989" w:history="1">
+          <w:hyperlink w:anchor="_Toc239108985" w:history="1">
             <w:r>
               <w:rPr>
                 <w:rStyle w:val="Hipervnculo"/>
@@ -769,7 +769,7 @@
               <w:rPr>
                 <w:webHidden/>
               </w:rPr>
-              <w:instrText xml:space="preserve"> PAGEREF _Toc239079989 \h </w:instrText>
+              <w:instrText xml:space="preserve"> PAGEREF _Toc239108985 \h </w:instrText>
             </w:r>
             <w:r>
               <w:rPr>
@@ -811,7 +811,7 @@
               <w14:ligatures w14:val="standardContextual"/>
             </w:rPr>
           </w:pPr>
-          <w:hyperlink w:anchor="_Toc239079990" w:history="1">
+          <w:hyperlink w:anchor="_Toc239108986" w:history="1">
             <w:r>
               <w:rPr>
                 <w:rStyle w:val="Hipervnculo"/>
@@ -834,7 +834,7 @@
               <w:rPr>
                 <w:webHidden/>
               </w:rPr>
-              <w:instrText xml:space="preserve"> PAGEREF _Toc239079990 \h </w:instrText>
+              <w:instrText xml:space="preserve"> PAGEREF _Toc239108986 \h </w:instrText>
             </w:r>
             <w:r>
               <w:rPr>
@@ -876,7 +876,7 @@
               <w14:ligatures w14:val="standardContextual"/>
             </w:rPr>
           </w:pPr>
-          <w:hyperlink w:anchor="_Toc239079991" w:history="1">
+          <w:hyperlink w:anchor="_Toc239108987" w:history="1">
             <w:r>
               <w:rPr>
                 <w:rStyle w:val="Hipervnculo"/>
@@ -899,7 +899,7 @@
               <w:rPr>
                 <w:webHidden/>
               </w:rPr>
-              <w:instrText xml:space="preserve"> PAGEREF _Toc239079991 \h </w:instrText>
+              <w:instrText xml:space="preserve"> PAGEREF _Toc239108987 \h </w:instrText>
             </w:r>
             <w:r>
               <w:rPr>
@@ -941,7 +941,7 @@
               <w14:ligatures w14:val="standardContextual"/>
             </w:rPr>
           </w:pPr>
-          <w:hyperlink w:anchor="_Toc239079992" w:history="1">
+          <w:hyperlink w:anchor="_Toc239108988" w:history="1">
             <w:r>
               <w:rPr>
                 <w:rStyle w:val="Hipervnculo"/>
@@ -964,7 +964,7 @@
               <w:rPr>
                 <w:webHidden/>
               </w:rPr>
-              <w:instrText xml:space="preserve"> PAGEREF _Toc239079992 \h </w:instrText>
+              <w:instrText xml:space="preserve"> PAGEREF _Toc239108988 \h </w:instrText>
             </w:r>
             <w:r>
               <w:rPr>
@@ -1006,7 +1006,7 @@
               <w14:ligatures w14:val="standardContextual"/>
             </w:rPr>
           </w:pPr>
-          <w:hyperlink w:anchor="_Toc239079993" w:history="1">
+          <w:hyperlink w:anchor="_Toc239108989" w:history="1">
             <w:r>
               <w:rPr>
                 <w:rStyle w:val="Hipervnculo"/>
@@ -1029,7 +1029,7 @@
               <w:rPr>
                 <w:webHidden/>
               </w:rPr>
-              <w:instrText xml:space="preserve"> PAGEREF _Toc239079993 \h </w:instrText>
+              <w:instrText xml:space="preserve"> PAGEREF _Toc239108989 \h </w:instrText>
             </w:r>
             <w:r>
               <w:rPr>
@@ -1071,7 +1071,7 @@
               <w14:ligatures w14:val="standardContextual"/>
             </w:rPr>
           </w:pPr>
-          <w:hyperlink w:anchor="_Toc239079994" w:history="1">
+          <w:hyperlink w:anchor="_Toc239108990" w:history="1">
             <w:r>
               <w:rPr>
                 <w:rStyle w:val="Hipervnculo"/>
@@ -1094,7 +1094,7 @@
               <w:rPr>
                 <w:webHidden/>
               </w:rPr>
-              <w:instrText xml:space="preserve"> PAGEREF _Toc239079994 \h </w:instrText>
+              <w:instrText xml:space="preserve"> PAGEREF _Toc239108990 \h </w:instrText>
             </w:r>
             <w:r>
               <w:rPr>
@@ -1136,7 +1136,7 @@
               <w14:ligatures w14:val="standardContextual"/>
             </w:rPr>
           </w:pPr>
-          <w:hyperlink w:anchor="_Toc239079995" w:history="1">
+          <w:hyperlink w:anchor="_Toc239108991" w:history="1">
             <w:r>
               <w:rPr>
                 <w:rStyle w:val="Hipervnculo"/>
@@ -1159,7 +1159,7 @@
               <w:rPr>
                 <w:webHidden/>
               </w:rPr>
-              <w:instrText xml:space="preserve"> PAGEREF _Toc239079995 \h </w:instrText>
+              <w:instrText xml:space="preserve"> PAGEREF _Toc239108991 \h </w:instrText>
             </w:r>
             <w:r>
               <w:rPr>
@@ -1201,7 +1201,7 @@
               <w14:ligatures w14:val="standardContextual"/>
             </w:rPr>
           </w:pPr>
-          <w:hyperlink w:anchor="_Toc239079996" w:history="1">
+          <w:hyperlink w:anchor="_Toc239108992" w:history="1">
             <w:r>
               <w:rPr>
                 <w:rStyle w:val="Hipervnculo"/>
@@ -1224,7 +1224,7 @@
               <w:rPr>
                 <w:webHidden/>
               </w:rPr>
-              <w:instrText xml:space="preserve"> PAGEREF _Toc239079996 \h </w:instrText>
+              <w:instrText xml:space="preserve"> PAGEREF _Toc239108992 \h </w:instrText>
             </w:r>
             <w:r>
               <w:rPr>
@@ -1266,7 +1266,7 @@
               <w14:ligatures w14:val="standardContextual"/>
             </w:rPr>
           </w:pPr>
-          <w:hyperlink w:anchor="_Toc239079997" w:history="1">
+          <w:hyperlink w:anchor="_Toc239108993" w:history="1">
             <w:r>
               <w:rPr>
                 <w:rStyle w:val="Hipervnculo"/>
@@ -1289,7 +1289,7 @@
               <w:rPr>
                 <w:webHidden/>
               </w:rPr>
-              <w:instrText xml:space="preserve"> PAGEREF _Toc239079997 \h </w:instrText>
+              <w:instrText xml:space="preserve"> PAGEREF _Toc239108993 \h </w:instrText>
             </w:r>
             <w:r>
               <w:rPr>
@@ -1331,7 +1331,7 @@
               <w14:ligatures w14:val="standardContextual"/>
             </w:rPr>
           </w:pPr>
-          <w:hyperlink w:anchor="_Toc239079998" w:history="1">
+          <w:hyperlink w:anchor="_Toc239108994" w:history="1">
             <w:r>
               <w:rPr>
                 <w:rStyle w:val="Hipervnculo"/>
@@ -1354,7 +1354,7 @@
               <w:rPr>
                 <w:webHidden/>
               </w:rPr>
-              <w:instrText xml:space="preserve"> PAGEREF _Toc239079998 \h </w:instrText>
+              <w:instrText xml:space="preserve"> PAGEREF _Toc239108994 \h </w:instrText>
             </w:r>
             <w:r>
               <w:rPr>
@@ -1396,7 +1396,7 @@
               <w14:ligatures w14:val="standardContextual"/>
             </w:rPr>
           </w:pPr>
-          <w:hyperlink w:anchor="_Toc239079999" w:history="1">
+          <w:hyperlink w:anchor="_Toc239108995" w:history="1">
             <w:r>
               <w:rPr>
                 <w:rStyle w:val="Hipervnculo"/>
@@ -1419,7 +1419,7 @@
               <w:rPr>
                 <w:webHidden/>
               </w:rPr>
-              <w:instrText xml:space="preserve"> PAGEREF _Toc239079999 \h </w:instrText>
+              <w:instrText xml:space="preserve"> PAGEREF _Toc239108995 \h </w:instrText>
             </w:r>
             <w:r>
               <w:rPr>
@@ -1461,7 +1461,7 @@
               <w14:ligatures w14:val="standardContextual"/>
             </w:rPr>
           </w:pPr>
-          <w:hyperlink w:anchor="_Toc239080000" w:history="1">
+          <w:hyperlink w:anchor="_Toc239108996" w:history="1">
             <w:r>
               <w:rPr>
                 <w:rStyle w:val="Hipervnculo"/>
@@ -1484,7 +1484,7 @@
               <w:rPr>
                 <w:webHidden/>
               </w:rPr>
-              <w:instrText xml:space="preserve"> PAGEREF _Toc239080000 \h </w:instrText>
+              <w:instrText xml:space="preserve"> PAGEREF _Toc239108996 \h </w:instrText>
             </w:r>
             <w:r>
               <w:rPr>
@@ -1526,7 +1526,7 @@
               <w14:ligatures w14:val="standardContextual"/>
             </w:rPr>
           </w:pPr>
-          <w:hyperlink w:anchor="_Toc239080001" w:history="1">
+          <w:hyperlink w:anchor="_Toc239108997" w:history="1">
             <w:r>
               <w:rPr>
                 <w:rStyle w:val="Hipervnculo"/>
@@ -1549,7 +1549,7 @@
               <w:rPr>
                 <w:webHidden/>
               </w:rPr>
-              <w:instrText xml:space="preserve"> PAGEREF _Toc239080001 \h </w:instrText>
+              <w:instrText xml:space="preserve"> PAGEREF _Toc239108997 \h </w:instrText>
             </w:r>
             <w:r>
               <w:rPr>
@@ -1591,7 +1591,7 @@
               <w14:ligatures w14:val="standardContextual"/>
             </w:rPr>
           </w:pPr>
-          <w:hyperlink w:anchor="_Toc239080002" w:history="1">
+          <w:hyperlink w:anchor="_Toc239108998" w:history="1">
             <w:r>
               <w:rPr>
                 <w:rStyle w:val="Hipervnculo"/>
@@ -1614,7 +1614,7 @@
               <w:rPr>
                 <w:webHidden/>
               </w:rPr>
-              <w:instrText xml:space="preserve"> PAGEREF _Toc239080002 \h </w:instrText>
+              <w:instrText xml:space="preserve"> PAGEREF _Toc239108998 \h </w:instrText>
             </w:r>
             <w:r>
               <w:rPr>
@@ -1656,7 +1656,7 @@
               <w14:ligatures w14:val="standardContextual"/>
             </w:rPr>
           </w:pPr>
-          <w:hyperlink w:anchor="_Toc239080003" w:history="1">
+          <w:hyperlink w:anchor="_Toc239108999" w:history="1">
             <w:r>
               <w:rPr>
                 <w:rStyle w:val="Hipervnculo"/>
@@ -1679,7 +1679,7 @@
               <w:rPr>
                 <w:webHidden/>
               </w:rPr>
-              <w:instrText xml:space="preserve"> PAGEREF _Toc239080003 \h </w:instrText>
+              <w:instrText xml:space="preserve"> PAGEREF _Toc239108999 \h </w:instrText>
             </w:r>
             <w:r>
               <w:rPr>
@@ -1721,7 +1721,7 @@
               <w14:ligatures w14:val="standardContextual"/>
             </w:rPr>
           </w:pPr>
-          <w:hyperlink w:anchor="_Toc239080004" w:history="1">
+          <w:hyperlink w:anchor="_Toc239109000" w:history="1">
             <w:r>
               <w:rPr>
                 <w:rStyle w:val="Hipervnculo"/>
@@ -1744,7 +1744,7 @@
               <w:rPr>
                 <w:webHidden/>
               </w:rPr>
-              <w:instrText xml:space="preserve"> PAGEREF _Toc239080004 \h </w:instrText>
+              <w:instrText xml:space="preserve"> PAGEREF _Toc239109000 \h </w:instrText>
             </w:r>
             <w:r>
               <w:rPr>
@@ -1786,7 +1786,7 @@
               <w14:ligatures w14:val="standardContextual"/>
             </w:rPr>
           </w:pPr>
-          <w:hyperlink w:anchor="_Toc239080005" w:history="1">
+          <w:hyperlink w:anchor="_Toc239109001" w:history="1">
             <w:r>
               <w:rPr>
                 <w:rStyle w:val="Hipervnculo"/>
@@ -1809,7 +1809,7 @@
               <w:rPr>
                 <w:webHidden/>
               </w:rPr>
-              <w:instrText xml:space="preserve"> PAGEREF _Toc239080005 \h </w:instrText>
+              <w:instrText xml:space="preserve"> PAGEREF _Toc239109001 \h </w:instrText>
             </w:r>
             <w:r>
               <w:rPr>
@@ -1851,7 +1851,7 @@
               <w14:ligatures w14:val="standardContextual"/>
             </w:rPr>
           </w:pPr>
-          <w:hyperlink w:anchor="_Toc239080006" w:history="1">
+          <w:hyperlink w:anchor="_Toc239109002" w:history="1">
             <w:r>
               <w:rPr>
                 <w:rStyle w:val="Hipervnculo"/>
@@ -1874,7 +1874,7 @@
               <w:rPr>
                 <w:webHidden/>
               </w:rPr>
-              <w:instrText xml:space="preserve"> PAGEREF _Toc239080006 \h </w:instrText>
+              <w:instrText xml:space="preserve"> PAGEREF _Toc239109002 \h </w:instrText>
             </w:r>
             <w:r>
               <w:rPr>
@@ -1916,7 +1916,7 @@
               <w14:ligatures w14:val="standardContextual"/>
             </w:rPr>
           </w:pPr>
-          <w:hyperlink w:anchor="_Toc239080007" w:history="1">
+          <w:hyperlink w:anchor="_Toc239109003" w:history="1">
             <w:r>
               <w:rPr>
                 <w:rStyle w:val="Hipervnculo"/>
@@ -1939,7 +1939,7 @@
               <w:rPr>
                 <w:webHidden/>
               </w:rPr>
-              <w:instrText xml:space="preserve"> PAGEREF _Toc239080007 \h </w:instrText>
+              <w:instrText xml:space="preserve"> PAGEREF _Toc239109003 \h </w:instrText>
             </w:r>
             <w:r>
               <w:rPr>
@@ -1981,7 +1981,7 @@
               <w14:ligatures w14:val="standardContextual"/>
             </w:rPr>
           </w:pPr>
-          <w:hyperlink w:anchor="_Toc239080008" w:history="1">
+          <w:hyperlink w:anchor="_Toc239109004" w:history="1">
             <w:r>
               <w:rPr>
                 <w:rStyle w:val="Hipervnculo"/>
@@ -2004,7 +2004,7 @@
               <w:rPr>
                 <w:webHidden/>
               </w:rPr>
-              <w:instrText xml:space="preserve"> PAGEREF _Toc239080008 \h </w:instrText>
+              <w:instrText xml:space="preserve"> PAGEREF _Toc239109004 \h </w:instrText>
             </w:r>
             <w:r>
               <w:rPr>
@@ -2046,7 +2046,7 @@
               <w14:ligatures w14:val="standardContextual"/>
             </w:rPr>
           </w:pPr>
-          <w:hyperlink w:anchor="_Toc239080009" w:history="1">
+          <w:hyperlink w:anchor="_Toc239109005" w:history="1">
             <w:r>
               <w:rPr>
                 <w:rStyle w:val="Hipervnculo"/>
@@ -2069,7 +2069,7 @@
               <w:rPr>
                 <w:webHidden/>
               </w:rPr>
-              <w:instrText xml:space="preserve"> PAGEREF _Toc239080009 \h </w:instrText>
+              <w:instrText xml:space="preserve"> PAGEREF _Toc239109005 \h </w:instrText>
             </w:r>
             <w:r>
               <w:rPr>
@@ -2111,7 +2111,7 @@
               <w14:ligatures w14:val="standardContextual"/>
             </w:rPr>
           </w:pPr>
-          <w:hyperlink w:anchor="_Toc239080010" w:history="1">
+          <w:hyperlink w:anchor="_Toc239109006" w:history="1">
             <w:r>
               <w:rPr>
                 <w:rStyle w:val="Hipervnculo"/>
@@ -2134,7 +2134,7 @@
               <w:rPr>
                 <w:webHidden/>
               </w:rPr>
-              <w:instrText xml:space="preserve"> PAGEREF _Toc239080010 \h </w:instrText>
+              <w:instrText xml:space="preserve"> PAGEREF _Toc239109006 \h </w:instrText>
             </w:r>
             <w:r>
               <w:rPr>
@@ -2176,7 +2176,7 @@
               <w14:ligatures w14:val="standardContextual"/>
             </w:rPr>
           </w:pPr>
-          <w:hyperlink w:anchor="_Toc239080011" w:history="1">
+          <w:hyperlink w:anchor="_Toc239109007" w:history="1">
             <w:r>
               <w:rPr>
                 <w:rStyle w:val="Hipervnculo"/>
@@ -2199,7 +2199,7 @@
               <w:rPr>
                 <w:webHidden/>
               </w:rPr>
-              <w:instrText xml:space="preserve"> PAGEREF _Toc239080011 \h </w:instrText>
+              <w:instrText xml:space="preserve"> PAGEREF _Toc239109007 \h </w:instrText>
             </w:r>
             <w:r>
               <w:rPr>
@@ -2241,7 +2241,7 @@
               <w14:ligatures w14:val="standardContextual"/>
             </w:rPr>
           </w:pPr>
-          <w:hyperlink w:anchor="_Toc239080012" w:history="1">
+          <w:hyperlink w:anchor="_Toc239109008" w:history="1">
             <w:r>
               <w:rPr>
                 <w:rStyle w:val="Hipervnculo"/>
@@ -2264,7 +2264,7 @@
               <w:rPr>
                 <w:webHidden/>
               </w:rPr>
-              <w:instrText xml:space="preserve"> PAGEREF _Toc239080012 \h </w:instrText>
+              <w:instrText xml:space="preserve"> PAGEREF _Toc239109008 \h </w:instrText>
             </w:r>
             <w:r>
               <w:rPr>
@@ -2306,7 +2306,7 @@
               <w14:ligatures w14:val="standardContextual"/>
             </w:rPr>
           </w:pPr>
-          <w:hyperlink w:anchor="_Toc239080013" w:history="1">
+          <w:hyperlink w:anchor="_Toc239109009" w:history="1">
             <w:r>
               <w:rPr>
                 <w:rStyle w:val="Hipervnculo"/>
@@ -2329,7 +2329,7 @@
               <w:rPr>
                 <w:webHidden/>
               </w:rPr>
-              <w:instrText xml:space="preserve"> PAGEREF _Toc239080013 \h </w:instrText>
+              <w:instrText xml:space="preserve"> PAGEREF _Toc239109009 \h </w:instrText>
             </w:r>
             <w:r>
               <w:rPr>
@@ -2371,7 +2371,7 @@
               <w14:ligatures w14:val="standardContextual"/>
             </w:rPr>
           </w:pPr>
-          <w:hyperlink w:anchor="_Toc239080014" w:history="1">
+          <w:hyperlink w:anchor="_Toc239109010" w:history="1">
             <w:r>
               <w:rPr>
                 <w:rStyle w:val="Hipervnculo"/>
@@ -2394,7 +2394,7 @@
               <w:rPr>
                 <w:webHidden/>
               </w:rPr>
-              <w:instrText xml:space="preserve"> PAGEREF _Toc239080014 \h </w:instrText>
+              <w:instrText xml:space="preserve"> PAGEREF _Toc239109010 \h </w:instrText>
             </w:r>
             <w:r>
               <w:rPr>
@@ -2436,7 +2436,7 @@
               <w14:ligatures w14:val="standardContextual"/>
             </w:rPr>
           </w:pPr>
-          <w:hyperlink w:anchor="_Toc239080015" w:history="1">
+          <w:hyperlink w:anchor="_Toc239109011" w:history="1">
             <w:r>
               <w:rPr>
                 <w:rStyle w:val="Hipervnculo"/>
@@ -2459,7 +2459,7 @@
               <w:rPr>
                 <w:webHidden/>
               </w:rPr>
-              <w:instrText xml:space="preserve"> PAGEREF _Toc239080015 \h </w:instrText>
+              <w:instrText xml:space="preserve"> PAGEREF _Toc239109011 \h </w:instrText>
             </w:r>
             <w:r>
               <w:rPr>
@@ -2501,7 +2501,7 @@
               <w14:ligatures w14:val="standardContextual"/>
             </w:rPr>
           </w:pPr>
-          <w:hyperlink w:anchor="_Toc239080016" w:history="1">
+          <w:hyperlink w:anchor="_Toc239109012" w:history="1">
             <w:r>
               <w:rPr>
                 <w:rStyle w:val="Hipervnculo"/>
@@ -2524,7 +2524,7 @@
               <w:rPr>
                 <w:webHidden/>
               </w:rPr>
-              <w:instrText xml:space="preserve"> PAGEREF _Toc239080016 \h </w:instrText>
+              <w:instrText xml:space="preserve"> PAGEREF _Toc239109012 \h </w:instrText>
             </w:r>
             <w:r>
               <w:rPr>
@@ -2566,7 +2566,7 @@
               <w14:ligatures w14:val="standardContextual"/>
             </w:rPr>
           </w:pPr>
-          <w:hyperlink w:anchor="_Toc239080017" w:history="1">
+          <w:hyperlink w:anchor="_Toc239109013" w:history="1">
             <w:r>
               <w:rPr>
                 <w:rStyle w:val="Hipervnculo"/>
@@ -2589,7 +2589,7 @@
               <w:rPr>
                 <w:webHidden/>
               </w:rPr>
-              <w:instrText xml:space="preserve"> PAGEREF _Toc239080017 \h </w:instrText>
+              <w:instrText xml:space="preserve"> PAGEREF _Toc239109013 \h </w:instrText>
             </w:r>
             <w:r>
               <w:rPr>
@@ -2631,7 +2631,7 @@
               <w14:ligatures w14:val="standardContextual"/>
             </w:rPr>
           </w:pPr>
-          <w:hyperlink w:anchor="_Toc239080018" w:history="1">
+          <w:hyperlink w:anchor="_Toc239109014" w:history="1">
             <w:r>
               <w:rPr>
                 <w:rStyle w:val="Hipervnculo"/>
@@ -2654,7 +2654,7 @@
               <w:rPr>
                 <w:webHidden/>
               </w:rPr>
-              <w:instrText xml:space="preserve"> PAGEREF _Toc239080018 \h </w:instrText>
+              <w:instrText xml:space="preserve"> PAGEREF _Toc239109014 \h </w:instrText>
             </w:r>
             <w:r>
               <w:rPr>
@@ -2696,7 +2696,7 @@
               <w14:ligatures w14:val="standardContextual"/>
             </w:rPr>
           </w:pPr>
-          <w:hyperlink w:anchor="_Toc239080019" w:history="1">
+          <w:hyperlink w:anchor="_Toc239109015" w:history="1">
             <w:r>
               <w:rPr>
                 <w:rStyle w:val="Hipervnculo"/>
@@ -2719,7 +2719,7 @@
               <w:rPr>
                 <w:webHidden/>
               </w:rPr>
-              <w:instrText xml:space="preserve"> PAGEREF _Toc239080019 \h </w:instrText>
+              <w:instrText xml:space="preserve"> PAGEREF _Toc239109015 \h </w:instrText>
             </w:r>
             <w:r>
               <w:rPr>
@@ -2761,7 +2761,7 @@
               <w14:ligatures w14:val="standardContextual"/>
             </w:rPr>
           </w:pPr>
-          <w:hyperlink w:anchor="_Toc239080020" w:history="1">
+          <w:hyperlink w:anchor="_Toc239109016" w:history="1">
             <w:r>
               <w:rPr>
                 <w:rStyle w:val="Hipervnculo"/>
@@ -2784,7 +2784,7 @@
               <w:rPr>
                 <w:webHidden/>
               </w:rPr>
-              <w:instrText xml:space="preserve"> PAGEREF _Toc239080020 \h </w:instrText>
+              <w:instrText xml:space="preserve"> PAGEREF _Toc239109016 \h </w:instrText>
             </w:r>
             <w:r>
               <w:rPr>
@@ -2826,7 +2826,7 @@
               <w14:ligatures w14:val="standardContextual"/>
             </w:rPr>
           </w:pPr>
-          <w:hyperlink w:anchor="_Toc239080021" w:history="1">
+          <w:hyperlink w:anchor="_Toc239109017" w:history="1">
             <w:r>
               <w:rPr>
                 <w:rStyle w:val="Hipervnculo"/>
@@ -2849,7 +2849,7 @@
               <w:rPr>
                 <w:webHidden/>
               </w:rPr>
-              <w:instrText xml:space="preserve"> PAGEREF _Toc239080021 \h </w:instrText>
+              <w:instrText xml:space="preserve"> PAGEREF _Toc239109017 \h </w:instrText>
             </w:r>
             <w:r>
               <w:rPr>
@@ -2891,7 +2891,7 @@
               <w14:ligatures w14:val="standardContextual"/>
             </w:rPr>
           </w:pPr>
-          <w:hyperlink w:anchor="_Toc239080022" w:history="1">
+          <w:hyperlink w:anchor="_Toc239109018" w:history="1">
             <w:r>
               <w:rPr>
                 <w:rStyle w:val="Hipervnculo"/>
@@ -2914,7 +2914,7 @@
               <w:rPr>
                 <w:webHidden/>
               </w:rPr>
-              <w:instrText xml:space="preserve"> PAGEREF _Toc239080022 \h </w:instrText>
+              <w:instrText xml:space="preserve"> PAGEREF _Toc239109018 \h </w:instrText>
             </w:r>
             <w:r>
               <w:rPr>
@@ -2956,7 +2956,7 @@
               <w14:ligatures w14:val="standardContextual"/>
             </w:rPr>
           </w:pPr>
-          <w:hyperlink w:anchor="_Toc239080023" w:history="1">
+          <w:hyperlink w:anchor="_Toc239109019" w:history="1">
             <w:r>
               <w:rPr>
                 <w:rStyle w:val="Hipervnculo"/>
@@ -2979,7 +2979,7 @@
               <w:rPr>
                 <w:webHidden/>
               </w:rPr>
-              <w:instrText xml:space="preserve"> PAGEREF _Toc239080023 \h </w:instrText>
+              <w:instrText xml:space="preserve"> PAGEREF _Toc239109019 \h </w:instrText>
             </w:r>
             <w:r>
               <w:rPr>
@@ -3021,7 +3021,7 @@
               <w14:ligatures w14:val="standardContextual"/>
             </w:rPr>
           </w:pPr>
-          <w:hyperlink w:anchor="_Toc239080024" w:history="1">
+          <w:hyperlink w:anchor="_Toc239109020" w:history="1">
             <w:r>
               <w:rPr>
                 <w:rStyle w:val="Hipervnculo"/>
@@ -3044,7 +3044,7 @@
               <w:rPr>
                 <w:webHidden/>
               </w:rPr>
-              <w:instrText xml:space="preserve"> PAGEREF _Toc239080024 \h </w:instrText>
+              <w:instrText xml:space="preserve"> PAGEREF _Toc239109020 \h </w:instrText>
             </w:r>
             <w:r>
               <w:rPr>
@@ -3086,7 +3086,7 @@
               <w14:ligatures w14:val="standardContextual"/>
             </w:rPr>
           </w:pPr>
-          <w:hyperlink w:anchor="_Toc239080025" w:history="1">
+          <w:hyperlink w:anchor="_Toc239109021" w:history="1">
             <w:r>
               <w:rPr>
                 <w:rStyle w:val="Hipervnculo"/>
@@ -3109,7 +3109,7 @@
               <w:rPr>
                 <w:webHidden/>
               </w:rPr>
-              <w:instrText xml:space="preserve"> PAGEREF _Toc239080025 \h </w:instrText>
+              <w:instrText xml:space="preserve"> PAGEREF _Toc239109021 \h </w:instrText>
             </w:r>
             <w:r>
               <w:rPr>
@@ -3151,7 +3151,7 @@
               <w14:ligatures w14:val="standardContextual"/>
             </w:rPr>
           </w:pPr>
-          <w:hyperlink w:anchor="_Toc239080026" w:history="1">
+          <w:hyperlink w:anchor="_Toc239109022" w:history="1">
             <w:r>
               <w:rPr>
                 <w:rStyle w:val="Hipervnculo"/>
@@ -3174,7 +3174,7 @@
               <w:rPr>
                 <w:webHidden/>
               </w:rPr>
-              <w:instrText xml:space="preserve"> PAGEREF _Toc239080026 \h </w:instrText>
+              <w:instrText xml:space="preserve"> PAGEREF _Toc239109022 \h </w:instrText>
             </w:r>
             <w:r>
               <w:rPr>
@@ -3216,7 +3216,7 @@
               <w14:ligatures w14:val="standardContextual"/>
             </w:rPr>
           </w:pPr>
-          <w:hyperlink w:anchor="_Toc239080027" w:history="1">
+          <w:hyperlink w:anchor="_Toc239109023" w:history="1">
             <w:r>
               <w:rPr>
                 <w:rStyle w:val="Hipervnculo"/>
@@ -3239,7 +3239,7 @@
               <w:rPr>
                 <w:webHidden/>
               </w:rPr>
-              <w:instrText xml:space="preserve"> PAGEREF _Toc239080027 \h </w:instrText>
+              <w:instrText xml:space="preserve"> PAGEREF _Toc239109023 \h </w:instrText>
             </w:r>
             <w:r>
               <w:rPr>
@@ -3281,7 +3281,7 @@
               <w14:ligatures w14:val="standardContextual"/>
             </w:rPr>
           </w:pPr>
-          <w:hyperlink w:anchor="_Toc239080028" w:history="1">
+          <w:hyperlink w:anchor="_Toc239109024" w:history="1">
             <w:r>
               <w:rPr>
                 <w:rStyle w:val="Hipervnculo"/>
@@ -3304,7 +3304,7 @@
               <w:rPr>
                 <w:webHidden/>
               </w:rPr>
-              <w:instrText xml:space="preserve"> PAGEREF _Toc239080028 \h </w:instrText>
+              <w:instrText xml:space="preserve"> PAGEREF _Toc239109024 \h </w:instrText>
             </w:r>
             <w:r>
               <w:rPr>
@@ -3346,7 +3346,7 @@
               <w14:ligatures w14:val="standardContextual"/>
             </w:rPr>
           </w:pPr>
-          <w:hyperlink w:anchor="_Toc239080029" w:history="1">
+          <w:hyperlink w:anchor="_Toc239109025" w:history="1">
             <w:r>
               <w:rPr>
                 <w:rStyle w:val="Hipervnculo"/>
@@ -3369,7 +3369,7 @@
               <w:rPr>
                 <w:webHidden/>
               </w:rPr>
-              <w:instrText xml:space="preserve"> PAGEREF _Toc239080029 \h </w:instrText>
+              <w:instrText xml:space="preserve"> PAGEREF _Toc239109025 \h </w:instrText>
             </w:r>
             <w:r>
               <w:rPr>
@@ -3411,7 +3411,7 @@
               <w14:ligatures w14:val="standardContextual"/>
             </w:rPr>
           </w:pPr>
-          <w:hyperlink w:anchor="_Toc239080030" w:history="1">
+          <w:hyperlink w:anchor="_Toc239109026" w:history="1">
             <w:r>
               <w:rPr>
                 <w:rStyle w:val="Hipervnculo"/>
@@ -3434,7 +3434,7 @@
               <w:rPr>
                 <w:webHidden/>
               </w:rPr>
-              <w:instrText xml:space="preserve"> PAGEREF _Toc239080030 \h </w:instrText>
+              <w:instrText xml:space="preserve"> PAGEREF _Toc239109026 \h </w:instrText>
             </w:r>
             <w:r>
               <w:rPr>
@@ -3476,7 +3476,7 @@
               <w14:ligatures w14:val="standardContextual"/>
             </w:rPr>
           </w:pPr>
-          <w:hyperlink w:anchor="_Toc239080031" w:history="1">
+          <w:hyperlink w:anchor="_Toc239109027" w:history="1">
             <w:r>
               <w:rPr>
                 <w:rStyle w:val="Hipervnculo"/>
@@ -3499,7 +3499,7 @@
               <w:rPr>
                 <w:webHidden/>
               </w:rPr>
-              <w:instrText xml:space="preserve"> PAGEREF _Toc239080031 \h </w:instrText>
+              <w:instrText xml:space="preserve"> PAGEREF _Toc239109027 \h </w:instrText>
             </w:r>
             <w:r>
               <w:rPr>
@@ -3541,7 +3541,7 @@
               <w14:ligatures w14:val="standardContextual"/>
             </w:rPr>
           </w:pPr>
-          <w:hyperlink w:anchor="_Toc239080032" w:history="1">
+          <w:hyperlink w:anchor="_Toc239109028" w:history="1">
             <w:r>
               <w:rPr>
                 <w:rStyle w:val="Hipervnculo"/>
@@ -3564,7 +3564,7 @@
               <w:rPr>
                 <w:webHidden/>
               </w:rPr>
-              <w:instrText xml:space="preserve"> PAGEREF _Toc239080032 \h </w:instrText>
+              <w:instrText xml:space="preserve"> PAGEREF _Toc239109028 \h </w:instrText>
             </w:r>
             <w:r>
               <w:rPr>
@@ -3606,7 +3606,7 @@
               <w14:ligatures w14:val="standardContextual"/>
             </w:rPr>
           </w:pPr>
-          <w:hyperlink w:anchor="_Toc239080033" w:history="1">
+          <w:hyperlink w:anchor="_Toc239109029" w:history="1">
             <w:r>
               <w:rPr>
                 <w:rStyle w:val="Hipervnculo"/>
@@ -3629,7 +3629,7 @@
               <w:rPr>
                 <w:webHidden/>
               </w:rPr>
-              <w:instrText xml:space="preserve"> PAGEREF _Toc239080033 \h </w:instrText>
+              <w:instrText xml:space="preserve"> PAGEREF _Toc239109029 \h </w:instrText>
             </w:r>
             <w:r>
               <w:rPr>
@@ -3646,7 +3646,7 @@
               <w:rPr>
                 <w:webHidden/>
               </w:rPr>
-              <w:t>53</w:t>
+              <w:t>52</w:t>
             </w:r>
             <w:r>
               <w:rPr>
@@ -3671,7 +3671,7 @@
               <w14:ligatures w14:val="standardContextual"/>
             </w:rPr>
           </w:pPr>
-          <w:hyperlink w:anchor="_Toc239080034" w:history="1">
+          <w:hyperlink w:anchor="_Toc239109030" w:history="1">
             <w:r>
               <w:rPr>
                 <w:rStyle w:val="Hipervnculo"/>
@@ -3694,7 +3694,7 @@
               <w:rPr>
                 <w:webHidden/>
               </w:rPr>
-              <w:instrText xml:space="preserve"> PAGEREF _Toc239080034 \h </w:instrText>
+              <w:instrText xml:space="preserve"> PAGEREF _Toc239109030 \h </w:instrText>
             </w:r>
             <w:r>
               <w:rPr>
@@ -3711,7 +3711,7 @@
               <w:rPr>
                 <w:webHidden/>
               </w:rPr>
-              <w:t>57</w:t>
+              <w:t>55</w:t>
             </w:r>
             <w:r>
               <w:rPr>
@@ -3736,7 +3736,7 @@
               <w14:ligatures w14:val="standardContextual"/>
             </w:rPr>
           </w:pPr>
-          <w:hyperlink w:anchor="_Toc239080035" w:history="1">
+          <w:hyperlink w:anchor="_Toc239109031" w:history="1">
             <w:r>
               <w:rPr>
                 <w:rStyle w:val="Hipervnculo"/>
@@ -3759,7 +3759,7 @@
               <w:rPr>
                 <w:webHidden/>
               </w:rPr>
-              <w:instrText xml:space="preserve"> PAGEREF _Toc239080035 \h </w:instrText>
+              <w:instrText xml:space="preserve"> PAGEREF _Toc239109031 \h </w:instrText>
             </w:r>
             <w:r>
               <w:rPr>
@@ -3776,7 +3776,7 @@
               <w:rPr>
                 <w:webHidden/>
               </w:rPr>
-              <w:t>63</w:t>
+              <w:t>60</w:t>
             </w:r>
             <w:r>
               <w:rPr>
@@ -3801,7 +3801,7 @@
               <w14:ligatures w14:val="standardContextual"/>
             </w:rPr>
           </w:pPr>
-          <w:hyperlink w:anchor="_Toc239080036" w:history="1">
+          <w:hyperlink w:anchor="_Toc239109032" w:history="1">
             <w:r>
               <w:rPr>
                 <w:rStyle w:val="Hipervnculo"/>
@@ -3824,7 +3824,7 @@
               <w:rPr>
                 <w:webHidden/>
               </w:rPr>
-              <w:instrText xml:space="preserve"> PAGEREF _Toc239080036 \h </w:instrText>
+              <w:instrText xml:space="preserve"> PAGEREF _Toc239109032 \h </w:instrText>
             </w:r>
             <w:r>
               <w:rPr>
@@ -3841,7 +3841,7 @@
               <w:rPr>
                 <w:webHidden/>
               </w:rPr>
-              <w:t>63</w:t>
+              <w:t>60</w:t>
             </w:r>
             <w:r>
               <w:rPr>
@@ -3866,7 +3866,7 @@
               <w14:ligatures w14:val="standardContextual"/>
             </w:rPr>
           </w:pPr>
-          <w:hyperlink w:anchor="_Toc239080037" w:history="1">
+          <w:hyperlink w:anchor="_Toc239109033" w:history="1">
             <w:r>
               <w:rPr>
                 <w:rStyle w:val="Hipervnculo"/>
@@ -3889,7 +3889,7 @@
               <w:rPr>
                 <w:webHidden/>
               </w:rPr>
-              <w:instrText xml:space="preserve"> PAGEREF _Toc239080037 \h </w:instrText>
+              <w:instrText xml:space="preserve"> PAGEREF _Toc239109033 \h </w:instrText>
             </w:r>
             <w:r>
               <w:rPr>
@@ -3906,7 +3906,7 @@
               <w:rPr>
                 <w:webHidden/>
               </w:rPr>
-              <w:t>64</w:t>
+              <w:t>60</w:t>
             </w:r>
             <w:r>
               <w:rPr>
@@ -3931,7 +3931,7 @@
               <w14:ligatures w14:val="standardContextual"/>
             </w:rPr>
           </w:pPr>
-          <w:hyperlink w:anchor="_Toc239080038" w:history="1">
+          <w:hyperlink w:anchor="_Toc239109034" w:history="1">
             <w:r>
               <w:rPr>
                 <w:rStyle w:val="Hipervnculo"/>
@@ -3954,7 +3954,7 @@
               <w:rPr>
                 <w:webHidden/>
               </w:rPr>
-              <w:instrText xml:space="preserve"> PAGEREF _Toc239080038 \h </w:instrText>
+              <w:instrText xml:space="preserve"> PAGEREF _Toc239109034 \h </w:instrText>
             </w:r>
             <w:r>
               <w:rPr>
@@ -3971,7 +3971,7 @@
               <w:rPr>
                 <w:webHidden/>
               </w:rPr>
-              <w:t>64</w:t>
+              <w:t>60</w:t>
             </w:r>
             <w:r>
               <w:rPr>
@@ -3996,7 +3996,7 @@
               <w14:ligatures w14:val="standardContextual"/>
             </w:rPr>
           </w:pPr>
-          <w:hyperlink w:anchor="_Toc239080039" w:history="1">
+          <w:hyperlink w:anchor="_Toc239109035" w:history="1">
             <w:r>
               <w:rPr>
                 <w:rStyle w:val="Hipervnculo"/>
@@ -4019,7 +4019,7 @@
               <w:rPr>
                 <w:webHidden/>
               </w:rPr>
-              <w:instrText xml:space="preserve"> PAGEREF _Toc239080039 \h </w:instrText>
+              <w:instrText xml:space="preserve"> PAGEREF _Toc239109035 \h </w:instrText>
             </w:r>
             <w:r>
               <w:rPr>
@@ -4036,7 +4036,7 @@
               <w:rPr>
                 <w:webHidden/>
               </w:rPr>
-              <w:t>66</w:t>
+              <w:t>62</w:t>
             </w:r>
             <w:r>
               <w:rPr>
@@ -4061,7 +4061,7 @@
               <w14:ligatures w14:val="standardContextual"/>
             </w:rPr>
           </w:pPr>
-          <w:hyperlink w:anchor="_Toc239080040" w:history="1">
+          <w:hyperlink w:anchor="_Toc239109036" w:history="1">
             <w:r>
               <w:rPr>
                 <w:rStyle w:val="Hipervnculo"/>
@@ -4084,7 +4084,7 @@
               <w:rPr>
                 <w:webHidden/>
               </w:rPr>
-              <w:instrText xml:space="preserve"> PAGEREF _Toc239080040 \h </w:instrText>
+              <w:instrText xml:space="preserve"> PAGEREF _Toc239109036 \h </w:instrText>
             </w:r>
             <w:r>
               <w:rPr>
@@ -4101,7 +4101,7 @@
               <w:rPr>
                 <w:webHidden/>
               </w:rPr>
-              <w:t>66</w:t>
+              <w:t>62</w:t>
             </w:r>
             <w:r>
               <w:rPr>
@@ -4126,7 +4126,7 @@
               <w14:ligatures w14:val="standardContextual"/>
             </w:rPr>
           </w:pPr>
-          <w:hyperlink w:anchor="_Toc239080041" w:history="1">
+          <w:hyperlink w:anchor="_Toc239109037" w:history="1">
             <w:r>
               <w:rPr>
                 <w:rStyle w:val="Hipervnculo"/>
@@ -4149,7 +4149,7 @@
               <w:rPr>
                 <w:webHidden/>
               </w:rPr>
-              <w:instrText xml:space="preserve"> PAGEREF _Toc239080041 \h </w:instrText>
+              <w:instrText xml:space="preserve"> PAGEREF _Toc239109037 \h </w:instrText>
             </w:r>
             <w:r>
               <w:rPr>
@@ -4166,7 +4166,7 @@
               <w:rPr>
                 <w:webHidden/>
               </w:rPr>
-              <w:t>66</w:t>
+              <w:t>62</w:t>
             </w:r>
             <w:r>
               <w:rPr>
@@ -4191,7 +4191,7 @@
               <w14:ligatures w14:val="standardContextual"/>
             </w:rPr>
           </w:pPr>
-          <w:hyperlink w:anchor="_Toc239080042" w:history="1">
+          <w:hyperlink w:anchor="_Toc239109038" w:history="1">
             <w:r>
               <w:rPr>
                 <w:rStyle w:val="Hipervnculo"/>
@@ -4214,7 +4214,7 @@
               <w:rPr>
                 <w:webHidden/>
               </w:rPr>
-              <w:instrText xml:space="preserve"> PAGEREF _Toc239080042 \h </w:instrText>
+              <w:instrText xml:space="preserve"> PAGEREF _Toc239109038 \h </w:instrText>
             </w:r>
             <w:r>
               <w:rPr>
@@ -4231,7 +4231,7 @@
               <w:rPr>
                 <w:webHidden/>
               </w:rPr>
-              <w:t>67</w:t>
+              <w:t>63</w:t>
             </w:r>
             <w:r>
               <w:rPr>
@@ -4256,7 +4256,7 @@
               <w14:ligatures w14:val="standardContextual"/>
             </w:rPr>
           </w:pPr>
-          <w:hyperlink w:anchor="_Toc239080043" w:history="1">
+          <w:hyperlink w:anchor="_Toc239109039" w:history="1">
             <w:r>
               <w:rPr>
                 <w:rStyle w:val="Hipervnculo"/>
@@ -4279,7 +4279,7 @@
               <w:rPr>
                 <w:webHidden/>
               </w:rPr>
-              <w:instrText xml:space="preserve"> PAGEREF _Toc239080043 \h </w:instrText>
+              <w:instrText xml:space="preserve"> PAGEREF _Toc239109039 \h </w:instrText>
             </w:r>
             <w:r>
               <w:rPr>
@@ -4296,7 +4296,7 @@
               <w:rPr>
                 <w:webHidden/>
               </w:rPr>
-              <w:t>67</w:t>
+              <w:t>63</w:t>
             </w:r>
             <w:r>
               <w:rPr>
@@ -4321,7 +4321,7 @@
               <w14:ligatures w14:val="standardContextual"/>
             </w:rPr>
           </w:pPr>
-          <w:hyperlink w:anchor="_Toc239080044" w:history="1">
+          <w:hyperlink w:anchor="_Toc239109040" w:history="1">
             <w:r>
               <w:rPr>
                 <w:rStyle w:val="Hipervnculo"/>
@@ -4344,7 +4344,7 @@
               <w:rPr>
                 <w:webHidden/>
               </w:rPr>
-              <w:instrText xml:space="preserve"> PAGEREF _Toc239080044 \h </w:instrText>
+              <w:instrText xml:space="preserve"> PAGEREF _Toc239109040 \h </w:instrText>
             </w:r>
             <w:r>
               <w:rPr>
@@ -4361,7 +4361,7 @@
               <w:rPr>
                 <w:webHidden/>
               </w:rPr>
-              <w:t>68</w:t>
+              <w:t>64</w:t>
             </w:r>
             <w:r>
               <w:rPr>
@@ -4386,7 +4386,7 @@
               <w14:ligatures w14:val="standardContextual"/>
             </w:rPr>
           </w:pPr>
-          <w:hyperlink w:anchor="_Toc239080045" w:history="1">
+          <w:hyperlink w:anchor="_Toc239109041" w:history="1">
             <w:r>
               <w:rPr>
                 <w:rStyle w:val="Hipervnculo"/>
@@ -4409,7 +4409,7 @@
               <w:rPr>
                 <w:webHidden/>
               </w:rPr>
-              <w:instrText xml:space="preserve"> PAGEREF _Toc239080045 \h </w:instrText>
+              <w:instrText xml:space="preserve"> PAGEREF _Toc239109041 \h </w:instrText>
             </w:r>
             <w:r>
               <w:rPr>
@@ -4426,7 +4426,7 @@
               <w:rPr>
                 <w:webHidden/>
               </w:rPr>
-              <w:t>69</w:t>
+              <w:t>65</w:t>
             </w:r>
             <w:r>
               <w:rPr>
@@ -4451,7 +4451,7 @@
               <w14:ligatures w14:val="standardContextual"/>
             </w:rPr>
           </w:pPr>
-          <w:hyperlink w:anchor="_Toc239080046" w:history="1">
+          <w:hyperlink w:anchor="_Toc239109042" w:history="1">
             <w:r>
               <w:rPr>
                 <w:rStyle w:val="Hipervnculo"/>
@@ -4474,7 +4474,7 @@
               <w:rPr>
                 <w:webHidden/>
               </w:rPr>
-              <w:instrText xml:space="preserve"> PAGEREF _Toc239080046 \h </w:instrText>
+              <w:instrText xml:space="preserve"> PAGEREF _Toc239109042 \h </w:instrText>
             </w:r>
             <w:r>
               <w:rPr>
@@ -4491,7 +4491,7 @@
               <w:rPr>
                 <w:webHidden/>
               </w:rPr>
-              <w:t>69</w:t>
+              <w:t>65</w:t>
             </w:r>
             <w:r>
               <w:rPr>
@@ -4516,7 +4516,7 @@
               <w14:ligatures w14:val="standardContextual"/>
             </w:rPr>
           </w:pPr>
-          <w:hyperlink w:anchor="_Toc239080047" w:history="1">
+          <w:hyperlink w:anchor="_Toc239109043" w:history="1">
             <w:r>
               <w:rPr>
                 <w:rStyle w:val="Hipervnculo"/>
@@ -4539,7 +4539,7 @@
               <w:rPr>
                 <w:webHidden/>
               </w:rPr>
-              <w:instrText xml:space="preserve"> PAGEREF _Toc239080047 \h </w:instrText>
+              <w:instrText xml:space="preserve"> PAGEREF _Toc239109043 \h </w:instrText>
             </w:r>
             <w:r>
               <w:rPr>
@@ -4556,7 +4556,7 @@
               <w:rPr>
                 <w:webHidden/>
               </w:rPr>
-              <w:t>71</w:t>
+              <w:t>67</w:t>
             </w:r>
             <w:r>
               <w:rPr>
@@ -4581,7 +4581,7 @@
               <w14:ligatures w14:val="standardContextual"/>
             </w:rPr>
           </w:pPr>
-          <w:hyperlink w:anchor="_Toc239080048" w:history="1">
+          <w:hyperlink w:anchor="_Toc239109044" w:history="1">
             <w:r>
               <w:rPr>
                 <w:rStyle w:val="Hipervnculo"/>
@@ -4604,7 +4604,7 @@
               <w:rPr>
                 <w:webHidden/>
               </w:rPr>
-              <w:instrText xml:space="preserve"> PAGEREF _Toc239080048 \h </w:instrText>
+              <w:instrText xml:space="preserve"> PAGEREF _Toc239109044 \h </w:instrText>
             </w:r>
             <w:r>
               <w:rPr>
@@ -4621,7 +4621,7 @@
               <w:rPr>
                 <w:webHidden/>
               </w:rPr>
-              <w:t>71</w:t>
+              <w:t>67</w:t>
             </w:r>
             <w:r>
               <w:rPr>
@@ -4646,7 +4646,7 @@
               <w14:ligatures w14:val="standardContextual"/>
             </w:rPr>
           </w:pPr>
-          <w:hyperlink w:anchor="_Toc239080049" w:history="1">
+          <w:hyperlink w:anchor="_Toc239109045" w:history="1">
             <w:r>
               <w:rPr>
                 <w:rStyle w:val="Hipervnculo"/>
@@ -4669,7 +4669,7 @@
               <w:rPr>
                 <w:webHidden/>
               </w:rPr>
-              <w:instrText xml:space="preserve"> PAGEREF _Toc239080049 \h </w:instrText>
+              <w:instrText xml:space="preserve"> PAGEREF _Toc239109045 \h </w:instrText>
             </w:r>
             <w:r>
               <w:rPr>
@@ -4686,7 +4686,7 @@
               <w:rPr>
                 <w:webHidden/>
               </w:rPr>
-              <w:t>72</w:t>
+              <w:t>68</w:t>
             </w:r>
             <w:r>
               <w:rPr>
@@ -4711,7 +4711,7 @@
               <w14:ligatures w14:val="standardContextual"/>
             </w:rPr>
           </w:pPr>
-          <w:hyperlink w:anchor="_Toc239080050" w:history="1">
+          <w:hyperlink w:anchor="_Toc239109046" w:history="1">
             <w:r>
               <w:rPr>
                 <w:rStyle w:val="Hipervnculo"/>
@@ -4734,7 +4734,7 @@
               <w:rPr>
                 <w:webHidden/>
               </w:rPr>
-              <w:instrText xml:space="preserve"> PAGEREF _Toc239080050 \h </w:instrText>
+              <w:instrText xml:space="preserve"> PAGEREF _Toc239109046 \h </w:instrText>
             </w:r>
             <w:r>
               <w:rPr>
@@ -4751,7 +4751,7 @@
               <w:rPr>
                 <w:webHidden/>
               </w:rPr>
-              <w:t>73</w:t>
+              <w:t>69</w:t>
             </w:r>
             <w:r>
               <w:rPr>
@@ -4776,7 +4776,7 @@
               <w14:ligatures w14:val="standardContextual"/>
             </w:rPr>
           </w:pPr>
-          <w:hyperlink w:anchor="_Toc239080051" w:history="1">
+          <w:hyperlink w:anchor="_Toc239109047" w:history="1">
             <w:r>
               <w:rPr>
                 <w:rStyle w:val="Hipervnculo"/>
@@ -4799,7 +4799,7 @@
               <w:rPr>
                 <w:webHidden/>
               </w:rPr>
-              <w:instrText xml:space="preserve"> PAGEREF _Toc239080051 \h </w:instrText>
+              <w:instrText xml:space="preserve"> PAGEREF _Toc239109047 \h </w:instrText>
             </w:r>
             <w:r>
               <w:rPr>
@@ -4816,7 +4816,7 @@
               <w:rPr>
                 <w:webHidden/>
               </w:rPr>
-              <w:t>73</w:t>
+              <w:t>69</w:t>
             </w:r>
             <w:r>
               <w:rPr>
@@ -4841,7 +4841,7 @@
               <w14:ligatures w14:val="standardContextual"/>
             </w:rPr>
           </w:pPr>
-          <w:hyperlink w:anchor="_Toc239080052" w:history="1">
+          <w:hyperlink w:anchor="_Toc239109048" w:history="1">
             <w:r>
               <w:rPr>
                 <w:rStyle w:val="Hipervnculo"/>
@@ -4864,7 +4864,7 @@
               <w:rPr>
                 <w:webHidden/>
               </w:rPr>
-              <w:instrText xml:space="preserve"> PAGEREF _Toc239080052 \h </w:instrText>
+              <w:instrText xml:space="preserve"> PAGEREF _Toc239109048 \h </w:instrText>
             </w:r>
             <w:r>
               <w:rPr>
@@ -4881,7 +4881,7 @@
               <w:rPr>
                 <w:webHidden/>
               </w:rPr>
-              <w:t>73</w:t>
+              <w:t>69</w:t>
             </w:r>
             <w:r>
               <w:rPr>
@@ -4906,7 +4906,7 @@
               <w14:ligatures w14:val="standardContextual"/>
             </w:rPr>
           </w:pPr>
-          <w:hyperlink w:anchor="_Toc239080053" w:history="1">
+          <w:hyperlink w:anchor="_Toc239109049" w:history="1">
             <w:r>
               <w:rPr>
                 <w:rStyle w:val="Hipervnculo"/>
@@ -4929,7 +4929,7 @@
               <w:rPr>
                 <w:webHidden/>
               </w:rPr>
-              <w:instrText xml:space="preserve"> PAGEREF _Toc239080053 \h </w:instrText>
+              <w:instrText xml:space="preserve"> PAGEREF _Toc239109049 \h </w:instrText>
             </w:r>
             <w:r>
               <w:rPr>
@@ -4946,7 +4946,7 @@
               <w:rPr>
                 <w:webHidden/>
               </w:rPr>
-              <w:t>75</w:t>
+              <w:t>71</w:t>
             </w:r>
             <w:r>
               <w:rPr>
@@ -4971,7 +4971,7 @@
               <w14:ligatures w14:val="standardContextual"/>
             </w:rPr>
           </w:pPr>
-          <w:hyperlink w:anchor="_Toc239080054" w:history="1">
+          <w:hyperlink w:anchor="_Toc239109050" w:history="1">
             <w:r>
               <w:rPr>
                 <w:rStyle w:val="Hipervnculo"/>
@@ -4994,7 +4994,7 @@
               <w:rPr>
                 <w:webHidden/>
               </w:rPr>
-              <w:instrText xml:space="preserve"> PAGEREF _Toc239080054 \h </w:instrText>
+              <w:instrText xml:space="preserve"> PAGEREF _Toc239109050 \h </w:instrText>
             </w:r>
             <w:r>
               <w:rPr>
@@ -5011,7 +5011,7 @@
               <w:rPr>
                 <w:webHidden/>
               </w:rPr>
-              <w:t>75</w:t>
+              <w:t>71</w:t>
             </w:r>
             <w:r>
               <w:rPr>
@@ -5036,7 +5036,7 @@
               <w14:ligatures w14:val="standardContextual"/>
             </w:rPr>
           </w:pPr>
-          <w:hyperlink w:anchor="_Toc239080055" w:history="1">
+          <w:hyperlink w:anchor="_Toc239109051" w:history="1">
             <w:r>
               <w:rPr>
                 <w:rStyle w:val="Hipervnculo"/>
@@ -5059,7 +5059,7 @@
               <w:rPr>
                 <w:webHidden/>
               </w:rPr>
-              <w:instrText xml:space="preserve"> PAGEREF _Toc239080055 \h </w:instrText>
+              <w:instrText xml:space="preserve"> PAGEREF _Toc239109051 \h </w:instrText>
             </w:r>
             <w:r>
               <w:rPr>
@@ -5076,7 +5076,7 @@
               <w:rPr>
                 <w:webHidden/>
               </w:rPr>
-              <w:t>75</w:t>
+              <w:t>71</w:t>
             </w:r>
             <w:r>
               <w:rPr>
@@ -5101,7 +5101,7 @@
               <w14:ligatures w14:val="standardContextual"/>
             </w:rPr>
           </w:pPr>
-          <w:hyperlink w:anchor="_Toc239080056" w:history="1">
+          <w:hyperlink w:anchor="_Toc239109052" w:history="1">
             <w:r>
               <w:rPr>
                 <w:rStyle w:val="Hipervnculo"/>
@@ -5124,7 +5124,7 @@
               <w:rPr>
                 <w:webHidden/>
               </w:rPr>
-              <w:instrText xml:space="preserve"> PAGEREF _Toc239080056 \h </w:instrText>
+              <w:instrText xml:space="preserve"> PAGEREF _Toc239109052 \h </w:instrText>
             </w:r>
             <w:r>
               <w:rPr>
@@ -5141,7 +5141,7 @@
               <w:rPr>
                 <w:webHidden/>
               </w:rPr>
-              <w:t>76</w:t>
+              <w:t>72</w:t>
             </w:r>
             <w:r>
               <w:rPr>
@@ -5166,7 +5166,7 @@
               <w14:ligatures w14:val="standardContextual"/>
             </w:rPr>
           </w:pPr>
-          <w:hyperlink w:anchor="_Toc239080057" w:history="1">
+          <w:hyperlink w:anchor="_Toc239109053" w:history="1">
             <w:r>
               <w:rPr>
                 <w:rStyle w:val="Hipervnculo"/>
@@ -5189,7 +5189,7 @@
               <w:rPr>
                 <w:webHidden/>
               </w:rPr>
-              <w:instrText xml:space="preserve"> PAGEREF _Toc239080057 \h </w:instrText>
+              <w:instrText xml:space="preserve"> PAGEREF _Toc239109053 \h </w:instrText>
             </w:r>
             <w:r>
               <w:rPr>
@@ -5206,7 +5206,7 @@
               <w:rPr>
                 <w:webHidden/>
               </w:rPr>
-              <w:t>78</w:t>
+              <w:t>74</w:t>
             </w:r>
             <w:r>
               <w:rPr>
@@ -5231,7 +5231,7 @@
               <w14:ligatures w14:val="standardContextual"/>
             </w:rPr>
           </w:pPr>
-          <w:hyperlink w:anchor="_Toc239080058" w:history="1">
+          <w:hyperlink w:anchor="_Toc239109054" w:history="1">
             <w:r>
               <w:rPr>
                 <w:rStyle w:val="Hipervnculo"/>
@@ -5254,7 +5254,7 @@
               <w:rPr>
                 <w:webHidden/>
               </w:rPr>
-              <w:instrText xml:space="preserve"> PAGEREF _Toc239080058 \h </w:instrText>
+              <w:instrText xml:space="preserve"> PAGEREF _Toc239109054 \h </w:instrText>
             </w:r>
             <w:r>
               <w:rPr>
@@ -5271,7 +5271,7 @@
               <w:rPr>
                 <w:webHidden/>
               </w:rPr>
-              <w:t>82</w:t>
+              <w:t>78</w:t>
             </w:r>
             <w:r>
               <w:rPr>
@@ -5296,7 +5296,7 @@
               <w14:ligatures w14:val="standardContextual"/>
             </w:rPr>
           </w:pPr>
-          <w:hyperlink w:anchor="_Toc239080059" w:history="1">
+          <w:hyperlink w:anchor="_Toc239109055" w:history="1">
             <w:r>
               <w:rPr>
                 <w:rStyle w:val="Hipervnculo"/>
@@ -5319,7 +5319,7 @@
               <w:rPr>
                 <w:webHidden/>
               </w:rPr>
-              <w:instrText xml:space="preserve"> PAGEREF _Toc239080059 \h </w:instrText>
+              <w:instrText xml:space="preserve"> PAGEREF _Toc239109055 \h </w:instrText>
             </w:r>
             <w:r>
               <w:rPr>
@@ -5336,7 +5336,7 @@
               <w:rPr>
                 <w:webHidden/>
               </w:rPr>
-              <w:t>82</w:t>
+              <w:t>78</w:t>
             </w:r>
             <w:r>
               <w:rPr>
@@ -5361,7 +5361,7 @@
               <w14:ligatures w14:val="standardContextual"/>
             </w:rPr>
           </w:pPr>
-          <w:hyperlink w:anchor="_Toc239080060" w:history="1">
+          <w:hyperlink w:anchor="_Toc239109056" w:history="1">
             <w:r>
               <w:rPr>
                 <w:rStyle w:val="Hipervnculo"/>
@@ -5384,7 +5384,7 @@
               <w:rPr>
                 <w:webHidden/>
               </w:rPr>
-              <w:instrText xml:space="preserve"> PAGEREF _Toc239080060 \h </w:instrText>
+              <w:instrText xml:space="preserve"> PAGEREF _Toc239109056 \h </w:instrText>
             </w:r>
             <w:r>
               <w:rPr>
@@ -5401,7 +5401,7 @@
               <w:rPr>
                 <w:webHidden/>
               </w:rPr>
-              <w:t>82</w:t>
+              <w:t>78</w:t>
             </w:r>
             <w:r>
               <w:rPr>
@@ -5426,7 +5426,7 @@
               <w14:ligatures w14:val="standardContextual"/>
             </w:rPr>
           </w:pPr>
-          <w:hyperlink w:anchor="_Toc239080061" w:history="1">
+          <w:hyperlink w:anchor="_Toc239109057" w:history="1">
             <w:r>
               <w:rPr>
                 <w:rStyle w:val="Hipervnculo"/>
@@ -5449,7 +5449,7 @@
               <w:rPr>
                 <w:webHidden/>
               </w:rPr>
-              <w:instrText xml:space="preserve"> PAGEREF _Toc239080061 \h </w:instrText>
+              <w:instrText xml:space="preserve"> PAGEREF _Toc239109057 \h </w:instrText>
             </w:r>
             <w:r>
               <w:rPr>
@@ -5466,7 +5466,7 @@
               <w:rPr>
                 <w:webHidden/>
               </w:rPr>
-              <w:t>82</w:t>
+              <w:t>78</w:t>
             </w:r>
             <w:r>
               <w:rPr>
@@ -5491,7 +5491,7 @@
               <w14:ligatures w14:val="standardContextual"/>
             </w:rPr>
           </w:pPr>
-          <w:hyperlink w:anchor="_Toc239080062" w:history="1">
+          <w:hyperlink w:anchor="_Toc239109058" w:history="1">
             <w:r>
               <w:rPr>
                 <w:rStyle w:val="Hipervnculo"/>
@@ -5514,7 +5514,7 @@
               <w:rPr>
                 <w:webHidden/>
               </w:rPr>
-              <w:instrText xml:space="preserve"> PAGEREF _Toc239080062 \h </w:instrText>
+              <w:instrText xml:space="preserve"> PAGEREF _Toc239109058 \h </w:instrText>
             </w:r>
             <w:r>
               <w:rPr>
@@ -5531,7 +5531,7 @@
               <w:rPr>
                 <w:webHidden/>
               </w:rPr>
-              <w:t>83</w:t>
+              <w:t>79</w:t>
             </w:r>
             <w:r>
               <w:rPr>
@@ -5556,7 +5556,7 @@
               <w14:ligatures w14:val="standardContextual"/>
             </w:rPr>
           </w:pPr>
-          <w:hyperlink w:anchor="_Toc239080063" w:history="1">
+          <w:hyperlink w:anchor="_Toc239109059" w:history="1">
             <w:r>
               <w:rPr>
                 <w:rStyle w:val="Hipervnculo"/>
@@ -5579,7 +5579,7 @@
               <w:rPr>
                 <w:webHidden/>
               </w:rPr>
-              <w:instrText xml:space="preserve"> PAGEREF _Toc239080063 \h </w:instrText>
+              <w:instrText xml:space="preserve"> PAGEREF _Toc239109059 \h </w:instrText>
             </w:r>
             <w:r>
               <w:rPr>
@@ -5596,7 +5596,7 @@
               <w:rPr>
                 <w:webHidden/>
               </w:rPr>
-              <w:t>83</w:t>
+              <w:t>79</w:t>
             </w:r>
             <w:r>
               <w:rPr>
@@ -5621,7 +5621,7 @@
               <w14:ligatures w14:val="standardContextual"/>
             </w:rPr>
           </w:pPr>
-          <w:hyperlink w:anchor="_Toc239080064" w:history="1">
+          <w:hyperlink w:anchor="_Toc239109060" w:history="1">
             <w:r>
               <w:rPr>
                 <w:rStyle w:val="Hipervnculo"/>
@@ -5644,7 +5644,7 @@
               <w:rPr>
                 <w:webHidden/>
               </w:rPr>
-              <w:instrText xml:space="preserve"> PAGEREF _Toc239080064 \h </w:instrText>
+              <w:instrText xml:space="preserve"> PAGEREF _Toc239109060 \h </w:instrText>
             </w:r>
             <w:r>
               <w:rPr>
@@ -5661,7 +5661,7 @@
               <w:rPr>
                 <w:webHidden/>
               </w:rPr>
-              <w:t>85</w:t>
+              <w:t>81</w:t>
             </w:r>
             <w:r>
               <w:rPr>
@@ -5686,7 +5686,7 @@
               <w14:ligatures w14:val="standardContextual"/>
             </w:rPr>
           </w:pPr>
-          <w:hyperlink w:anchor="_Toc239080065" w:history="1">
+          <w:hyperlink w:anchor="_Toc239109061" w:history="1">
             <w:r>
               <w:rPr>
                 <w:rStyle w:val="Hipervnculo"/>
@@ -5709,7 +5709,7 @@
               <w:rPr>
                 <w:webHidden/>
               </w:rPr>
-              <w:instrText xml:space="preserve"> PAGEREF _Toc239080065 \h </w:instrText>
+              <w:instrText xml:space="preserve"> PAGEREF _Toc239109061 \h </w:instrText>
             </w:r>
             <w:r>
               <w:rPr>
@@ -5726,7 +5726,7 @@
               <w:rPr>
                 <w:webHidden/>
               </w:rPr>
-              <w:t>85</w:t>
+              <w:t>81</w:t>
             </w:r>
             <w:r>
               <w:rPr>
@@ -5751,7 +5751,7 @@
               <w14:ligatures w14:val="standardContextual"/>
             </w:rPr>
           </w:pPr>
-          <w:hyperlink w:anchor="_Toc239080066" w:history="1">
+          <w:hyperlink w:anchor="_Toc239109062" w:history="1">
             <w:r>
               <w:rPr>
                 <w:rStyle w:val="Hipervnculo"/>
@@ -5774,7 +5774,7 @@
               <w:rPr>
                 <w:webHidden/>
               </w:rPr>
-              <w:instrText xml:space="preserve"> PAGEREF _Toc239080066 \h </w:instrText>
+              <w:instrText xml:space="preserve"> PAGEREF _Toc239109062 \h </w:instrText>
             </w:r>
             <w:r>
               <w:rPr>
@@ -5791,7 +5791,7 @@
               <w:rPr>
                 <w:webHidden/>
               </w:rPr>
-              <w:t>85</w:t>
+              <w:t>81</w:t>
             </w:r>
             <w:r>
               <w:rPr>
@@ -5816,7 +5816,7 @@
               <w14:ligatures w14:val="standardContextual"/>
             </w:rPr>
           </w:pPr>
-          <w:hyperlink w:anchor="_Toc239080067" w:history="1">
+          <w:hyperlink w:anchor="_Toc239109063" w:history="1">
             <w:r>
               <w:rPr>
                 <w:rStyle w:val="Hipervnculo"/>
@@ -5839,7 +5839,7 @@
               <w:rPr>
                 <w:webHidden/>
               </w:rPr>
-              <w:instrText xml:space="preserve"> PAGEREF _Toc239080067 \h </w:instrText>
+              <w:instrText xml:space="preserve"> PAGEREF _Toc239109063 \h </w:instrText>
             </w:r>
             <w:r>
               <w:rPr>
@@ -5856,7 +5856,7 @@
               <w:rPr>
                 <w:webHidden/>
               </w:rPr>
-              <w:t>86</w:t>
+              <w:t>82</w:t>
             </w:r>
             <w:r>
               <w:rPr>
@@ -5881,7 +5881,7 @@
               <w14:ligatures w14:val="standardContextual"/>
             </w:rPr>
           </w:pPr>
-          <w:hyperlink w:anchor="_Toc239080068" w:history="1">
+          <w:hyperlink w:anchor="_Toc239109064" w:history="1">
             <w:r>
               <w:rPr>
                 <w:rStyle w:val="Hipervnculo"/>
@@ -5904,7 +5904,7 @@
               <w:rPr>
                 <w:webHidden/>
               </w:rPr>
-              <w:instrText xml:space="preserve"> PAGEREF _Toc239080068 \h </w:instrText>
+              <w:instrText xml:space="preserve"> PAGEREF _Toc239109064 \h </w:instrText>
             </w:r>
             <w:r>
               <w:rPr>
@@ -5921,7 +5921,7 @@
               <w:rPr>
                 <w:webHidden/>
               </w:rPr>
-              <w:t>90</w:t>
+              <w:t>86</w:t>
             </w:r>
             <w:r>
               <w:rPr>
@@ -5946,7 +5946,7 @@
               <w14:ligatures w14:val="standardContextual"/>
             </w:rPr>
           </w:pPr>
-          <w:hyperlink w:anchor="_Toc239080069" w:history="1">
+          <w:hyperlink w:anchor="_Toc239109065" w:history="1">
             <w:r>
               <w:rPr>
                 <w:rStyle w:val="Hipervnculo"/>
@@ -5969,7 +5969,7 @@
               <w:rPr>
                 <w:webHidden/>
               </w:rPr>
-              <w:instrText xml:space="preserve"> PAGEREF _Toc239080069 \h </w:instrText>
+              <w:instrText xml:space="preserve"> PAGEREF _Toc239109065 \h </w:instrText>
             </w:r>
             <w:r>
               <w:rPr>
@@ -5986,7 +5986,7 @@
               <w:rPr>
                 <w:webHidden/>
               </w:rPr>
-              <w:t>93</w:t>
+              <w:t>89</w:t>
             </w:r>
             <w:r>
               <w:rPr>
@@ -6011,7 +6011,7 @@
               <w14:ligatures w14:val="standardContextual"/>
             </w:rPr>
           </w:pPr>
-          <w:hyperlink w:anchor="_Toc239080070" w:history="1">
+          <w:hyperlink w:anchor="_Toc239109066" w:history="1">
             <w:r>
               <w:rPr>
                 <w:rStyle w:val="Hipervnculo"/>
@@ -6034,7 +6034,7 @@
               <w:rPr>
                 <w:webHidden/>
               </w:rPr>
-              <w:instrText xml:space="preserve"> PAGEREF _Toc239080070 \h </w:instrText>
+              <w:instrText xml:space="preserve"> PAGEREF _Toc239109066 \h </w:instrText>
             </w:r>
             <w:r>
               <w:rPr>
@@ -6051,7 +6051,7 @@
               <w:rPr>
                 <w:webHidden/>
               </w:rPr>
-              <w:t>93</w:t>
+              <w:t>89</w:t>
             </w:r>
             <w:r>
               <w:rPr>
@@ -6076,7 +6076,7 @@
               <w14:ligatures w14:val="standardContextual"/>
             </w:rPr>
           </w:pPr>
-          <w:hyperlink w:anchor="_Toc239080071" w:history="1">
+          <w:hyperlink w:anchor="_Toc239109067" w:history="1">
             <w:r>
               <w:rPr>
                 <w:rStyle w:val="Hipervnculo"/>
@@ -6099,7 +6099,7 @@
               <w:rPr>
                 <w:webHidden/>
               </w:rPr>
-              <w:instrText xml:space="preserve"> PAGEREF _Toc239080071 \h </w:instrText>
+              <w:instrText xml:space="preserve"> PAGEREF _Toc239109067 \h </w:instrText>
             </w:r>
             <w:r>
               <w:rPr>
@@ -6116,7 +6116,7 @@
               <w:rPr>
                 <w:webHidden/>
               </w:rPr>
-              <w:t>93</w:t>
+              <w:t>89</w:t>
             </w:r>
             <w:r>
               <w:rPr>
@@ -6141,7 +6141,7 @@
               <w14:ligatures w14:val="standardContextual"/>
             </w:rPr>
           </w:pPr>
-          <w:hyperlink w:anchor="_Toc239080072" w:history="1">
+          <w:hyperlink w:anchor="_Toc239109068" w:history="1">
             <w:r>
               <w:rPr>
                 <w:rStyle w:val="Hipervnculo"/>
@@ -6164,7 +6164,7 @@
               <w:rPr>
                 <w:webHidden/>
               </w:rPr>
-              <w:instrText xml:space="preserve"> PAGEREF _Toc239080072 \h </w:instrText>
+              <w:instrText xml:space="preserve"> PAGEREF _Toc239109068 \h </w:instrText>
             </w:r>
             <w:r>
               <w:rPr>
@@ -6181,7 +6181,7 @@
               <w:rPr>
                 <w:webHidden/>
               </w:rPr>
-              <w:t>94</w:t>
+              <w:t>90</w:t>
             </w:r>
             <w:r>
               <w:rPr>
@@ -6206,7 +6206,7 @@
               <w14:ligatures w14:val="standardContextual"/>
             </w:rPr>
           </w:pPr>
-          <w:hyperlink w:anchor="_Toc239080073" w:history="1">
+          <w:hyperlink w:anchor="_Toc239109069" w:history="1">
             <w:r>
               <w:rPr>
                 <w:rStyle w:val="Hipervnculo"/>
@@ -6229,7 +6229,7 @@
               <w:rPr>
                 <w:webHidden/>
               </w:rPr>
-              <w:instrText xml:space="preserve"> PAGEREF _Toc239080073 \h </w:instrText>
+              <w:instrText xml:space="preserve"> PAGEREF _Toc239109069 \h </w:instrText>
             </w:r>
             <w:r>
               <w:rPr>
@@ -6246,7 +6246,7 @@
               <w:rPr>
                 <w:webHidden/>
               </w:rPr>
-              <w:t>95</w:t>
+              <w:t>91</w:t>
             </w:r>
             <w:r>
               <w:rPr>
@@ -6271,7 +6271,7 @@
               <w14:ligatures w14:val="standardContextual"/>
             </w:rPr>
           </w:pPr>
-          <w:hyperlink w:anchor="_Toc239080074" w:history="1">
+          <w:hyperlink w:anchor="_Toc239109070" w:history="1">
             <w:r>
               <w:rPr>
                 <w:rStyle w:val="Hipervnculo"/>
@@ -6294,7 +6294,7 @@
               <w:rPr>
                 <w:webHidden/>
               </w:rPr>
-              <w:instrText xml:space="preserve"> PAGEREF _Toc239080074 \h </w:instrText>
+              <w:instrText xml:space="preserve"> PAGEREF _Toc239109070 \h </w:instrText>
             </w:r>
             <w:r>
               <w:rPr>
@@ -6311,7 +6311,7 @@
               <w:rPr>
                 <w:webHidden/>
               </w:rPr>
-              <w:t>95</w:t>
+              <w:t>91</w:t>
             </w:r>
             <w:r>
               <w:rPr>
@@ -6341,7 +6341,7 @@
       <w:pPr>
         <w:pStyle w:val="Ttulo1"/>
       </w:pPr>
-      <w:bookmarkStart w:id="5" w:name="_Toc239079989"/>
+      <w:bookmarkStart w:id="5" w:name="_Toc239108985"/>
       <w:r>
         <w:lastRenderedPageBreak/>
         <w:t>Glosario</w:t>
@@ -7507,7 +7507,7 @@
         </w:rPr>
       </w:pPr>
       <w:bookmarkStart w:id="6" w:name="_Toc234787600"/>
-      <w:bookmarkStart w:id="7" w:name="_Toc239079990"/>
+      <w:bookmarkStart w:id="7" w:name="_Toc239108986"/>
       <w:r>
         <w:rPr>
           <w:color w:val="1F497D"/>
@@ -7526,7 +7526,7 @@
         </w:rPr>
       </w:pPr>
       <w:bookmarkStart w:id="8" w:name="_Toc234787601"/>
-      <w:bookmarkStart w:id="9" w:name="_Toc239079991"/>
+      <w:bookmarkStart w:id="9" w:name="_Toc239108987"/>
       <w:r>
         <w:rPr>
           <w:color w:val="2E74B5"/>
@@ -7620,7 +7620,7 @@
         </w:rPr>
       </w:pPr>
       <w:bookmarkStart w:id="10" w:name="_Toc234787602"/>
-      <w:bookmarkStart w:id="11" w:name="_Toc239079992"/>
+      <w:bookmarkStart w:id="11" w:name="_Toc239108988"/>
       <w:r>
         <w:rPr>
           <w:color w:val="2E74B5"/>
@@ -7750,7 +7750,7 @@
         </w:rPr>
       </w:pPr>
       <w:bookmarkStart w:id="12" w:name="_Toc234787603"/>
-      <w:bookmarkStart w:id="13" w:name="_Toc239079993"/>
+      <w:bookmarkStart w:id="13" w:name="_Toc239108989"/>
       <w:r>
         <w:rPr>
           <w:color w:val="2E74B5"/>
@@ -7879,7 +7879,7 @@
         </w:rPr>
       </w:pPr>
       <w:bookmarkStart w:id="14" w:name="_Toc234787604"/>
-      <w:bookmarkStart w:id="15" w:name="_Toc239079994"/>
+      <w:bookmarkStart w:id="15" w:name="_Toc239108990"/>
       <w:r>
         <w:rPr>
           <w:color w:val="2E74B5"/>
@@ -7913,7 +7913,7 @@
       <w:pPr>
         <w:pStyle w:val="Ttulo1"/>
       </w:pPr>
-      <w:bookmarkStart w:id="16" w:name="_Toc239079995"/>
+      <w:bookmarkStart w:id="16" w:name="_Toc239108991"/>
       <w:r>
         <w:lastRenderedPageBreak/>
         <w:t>2. Estado del Arte</w:t>
@@ -7932,7 +7932,7 @@
       <w:pPr>
         <w:pStyle w:val="Ttulo2"/>
       </w:pPr>
-      <w:bookmarkStart w:id="17" w:name="_Toc239079996"/>
+      <w:bookmarkStart w:id="17" w:name="_Toc239108992"/>
       <w:r>
         <w:t>2.1. Predicción computacional de la evolución y la eficacia biológica viral</w:t>
       </w:r>
@@ -7972,7 +7972,7 @@
       <w:pPr>
         <w:pStyle w:val="Ttulo2"/>
       </w:pPr>
-      <w:bookmarkStart w:id="18" w:name="_Toc239079997"/>
+      <w:bookmarkStart w:id="18" w:name="_Toc239108993"/>
       <w:r>
         <w:t>2.2. Sistemas de vigilancia genómica operativos</w:t>
       </w:r>
@@ -8042,7 +8042,7 @@
       <w:pPr>
         <w:pStyle w:val="Ttulo2"/>
       </w:pPr>
-      <w:bookmarkStart w:id="19" w:name="_Toc239079998"/>
+      <w:bookmarkStart w:id="19" w:name="_Toc239108994"/>
       <w:r>
         <w:t>2.3. Gradient boosting: fundamentos y precedentes en genómica</w:t>
       </w:r>
@@ -8094,7 +8094,7 @@
       <w:pPr>
         <w:pStyle w:val="Ttulo2"/>
       </w:pPr>
-      <w:bookmarkStart w:id="20" w:name="_Toc239079999"/>
+      <w:bookmarkStart w:id="20" w:name="_Toc239108995"/>
       <w:r>
         <w:t>2.4. Análisis de supervivencia: fundamentos y aplicaciones a la evolución de patógenos</w:t>
       </w:r>
@@ -8186,7 +8186,7 @@
       <w:pPr>
         <w:pStyle w:val="Ttulo2"/>
       </w:pPr>
-      <w:bookmarkStart w:id="21" w:name="_Toc239080000"/>
+      <w:bookmarkStart w:id="21" w:name="_Toc239108996"/>
       <w:r>
         <w:t>2.5. Haplotipos minoritarios y diversidad intrahospedador como anticipo de la evolución poblacional</w:t>
       </w:r>
@@ -8244,7 +8244,7 @@
         </w:rPr>
       </w:pPr>
       <w:bookmarkStart w:id="22" w:name="_Toc234787605"/>
-      <w:bookmarkStart w:id="23" w:name="_Toc239080001"/>
+      <w:bookmarkStart w:id="23" w:name="_Toc239108997"/>
       <w:r>
         <w:rPr>
           <w:color w:val="1F497D"/>
@@ -8263,7 +8263,7 @@
         </w:rPr>
       </w:pPr>
       <w:bookmarkStart w:id="24" w:name="_Toc234787606"/>
-      <w:bookmarkStart w:id="25" w:name="_Toc239080002"/>
+      <w:bookmarkStart w:id="25" w:name="_Toc239108998"/>
       <w:r>
         <w:rPr>
           <w:color w:val="2E74B5"/>
@@ -8342,7 +8342,7 @@
         </w:rPr>
       </w:pPr>
       <w:bookmarkStart w:id="26" w:name="_Toc234787607"/>
-      <w:bookmarkStart w:id="27" w:name="_Toc239080003"/>
+      <w:bookmarkStart w:id="27" w:name="_Toc239108999"/>
       <w:r>
         <w:rPr>
           <w:color w:val="2E74B5"/>
@@ -8399,6 +8399,16 @@
     </w:p>
     <w:p>
       <w:pPr>
+        <w:pStyle w:val="Descripcin"/>
+        <w:keepLines/>
+        <w:spacing w:before="80" w:after="280"/>
+      </w:pPr>
+      <w:r>
+        <w:t>Figura 3.1a. Nomenclatura Pango: profundidad jerárquica del árbol filogenético, donde cada nivel representa un linaje descendiente del anterior.</w:t>
+      </w:r>
+    </w:p>
+    <w:p>
+      <w:pPr>
         <w:jc w:val="both"/>
       </w:pPr>
       <w:r>
@@ -8414,16 +8424,6 @@
       </w:hyperlink>
       <w:r>
         <w:t xml:space="preserve"> asigna denominaciones jerárquicas a los linajes virales según un árbol filogenético en constante actualización. Un linaje Pango completo puede tener hasta cinco niveles de profundidad (e.g., XBB.1.5.70.1.2), pero cuando el número de descendientes de un nodo supera cierto umbral, se introduce un alias de una o dos letras para comprimir la denominación (e.g., EG = XBB.1.9.2, JN = BA.2.86.1). En este trabajo, se opera con "familias Pango", definidas como el alias o los dos primeros componentes del linaje completo. Esto reduce el nivel de granularidad (el grado de detalle al que se agrupan los linajes) de ~5.000 linajes activos a 435 familias observadas en el período 2020-2026, con suficiente historia temporal para el entrenamiento de los modelos. Un resumen visual de este mecanismo de nomenclatura se muestra en la Figura 3.1.</w:t>
-      </w:r>
-    </w:p>
-    <w:p>
-      <w:pPr>
-        <w:pStyle w:val="Descripcin"/>
-        <w:keepLines/>
-        <w:spacing w:before="80" w:after="280"/>
-      </w:pPr>
-      <w:r>
-        <w:t>Figura 3.1a. Nomenclatura Pango: profundidad jerárquica del árbol filogenético, donde cada nivel representa un linaje descendiente del anterior.</w:t>
       </w:r>
     </w:p>
     <w:p>
@@ -8516,7 +8516,7 @@
         </w:rPr>
       </w:pPr>
       <w:bookmarkStart w:id="28" w:name="_Toc234787608"/>
-      <w:bookmarkStart w:id="29" w:name="_Toc239080004"/>
+      <w:bookmarkStart w:id="29" w:name="_Toc239109000"/>
       <w:r>
         <w:rPr>
           <w:color w:val="2E74B5"/>
@@ -8999,7 +8999,7 @@
         </w:rPr>
       </w:pPr>
       <w:bookmarkStart w:id="30" w:name="_Toc234787609"/>
-      <w:bookmarkStart w:id="31" w:name="_Toc239080005"/>
+      <w:bookmarkStart w:id="31" w:name="_Toc239109001"/>
       <w:r>
         <w:rPr>
           <w:color w:val="2E74B5"/>
@@ -9110,7 +9110,7 @@
         </w:rPr>
       </w:pPr>
       <w:bookmarkStart w:id="32" w:name="_Toc234787610"/>
-      <w:bookmarkStart w:id="33" w:name="_Toc239080006"/>
+      <w:bookmarkStart w:id="33" w:name="_Toc239109002"/>
       <w:r>
         <w:rPr>
           <w:color w:val="1F497D"/>
@@ -9129,7 +9129,7 @@
         </w:rPr>
       </w:pPr>
       <w:bookmarkStart w:id="34" w:name="_Toc234787611"/>
-      <w:bookmarkStart w:id="35" w:name="_Toc239080007"/>
+      <w:bookmarkStart w:id="35" w:name="_Toc239109003"/>
       <w:r>
         <w:rPr>
           <w:color w:val="2E74B5"/>
@@ -9656,7 +9656,7 @@
         </w:rPr>
       </w:pPr>
       <w:bookmarkStart w:id="36" w:name="_Toc234787612"/>
-      <w:bookmarkStart w:id="37" w:name="_Toc239080008"/>
+      <w:bookmarkStart w:id="37" w:name="_Toc239109004"/>
       <w:r>
         <w:rPr>
           <w:color w:val="2E74B5"/>
@@ -9789,7 +9789,7 @@
         </w:rPr>
       </w:pPr>
       <w:bookmarkStart w:id="38" w:name="_Toc234787613"/>
-      <w:bookmarkStart w:id="39" w:name="_Toc239080009"/>
+      <w:bookmarkStart w:id="39" w:name="_Toc239109005"/>
       <w:r>
         <w:rPr>
           <w:color w:val="2E74B5"/>
@@ -9997,7 +9997,7 @@
         </w:rPr>
       </w:pPr>
       <w:bookmarkStart w:id="40" w:name="_Toc234787614"/>
-      <w:bookmarkStart w:id="41" w:name="_Toc239080010"/>
+      <w:bookmarkStart w:id="41" w:name="_Toc239109006"/>
       <w:r>
         <w:rPr>
           <w:color w:val="2E74B5"/>
@@ -10111,7 +10111,7 @@
         </w:rPr>
       </w:pPr>
       <w:bookmarkStart w:id="42" w:name="_Toc234787615"/>
-      <w:bookmarkStart w:id="43" w:name="_Toc239080011"/>
+      <w:bookmarkStart w:id="43" w:name="_Toc239109007"/>
       <w:r>
         <w:rPr>
           <w:color w:val="2E74B5"/>
@@ -10146,7 +10146,7 @@
         </w:rPr>
       </w:pPr>
       <w:bookmarkStart w:id="44" w:name="_Toc234787616"/>
-      <w:bookmarkStart w:id="45" w:name="_Toc239080012"/>
+      <w:bookmarkStart w:id="45" w:name="_Toc239109008"/>
       <w:r>
         <w:rPr>
           <w:color w:val="1F497D"/>
@@ -10165,7 +10165,7 @@
         </w:rPr>
       </w:pPr>
       <w:bookmarkStart w:id="46" w:name="_Toc234787617"/>
-      <w:bookmarkStart w:id="47" w:name="_Toc239080013"/>
+      <w:bookmarkStart w:id="47" w:name="_Toc239109009"/>
       <w:r>
         <w:rPr>
           <w:color w:val="2E74B5"/>
@@ -10199,7 +10199,7 @@
         </w:rPr>
       </w:pPr>
       <w:bookmarkStart w:id="48" w:name="_Toc234787618"/>
-      <w:bookmarkStart w:id="49" w:name="_Toc239080014"/>
+      <w:bookmarkStart w:id="49" w:name="_Toc239109010"/>
       <w:r>
         <w:rPr>
           <w:color w:val="2E74B5"/>
@@ -10265,7 +10265,7 @@
         </w:rPr>
       </w:pPr>
       <w:bookmarkStart w:id="50" w:name="_Toc234787619"/>
-      <w:bookmarkStart w:id="51" w:name="_Toc239080015"/>
+      <w:bookmarkStart w:id="51" w:name="_Toc239109011"/>
       <w:r>
         <w:rPr>
           <w:color w:val="2E74B5"/>
@@ -11033,7 +11033,7 @@
         </w:rPr>
       </w:pPr>
       <w:bookmarkStart w:id="52" w:name="_Toc234787620"/>
-      <w:bookmarkStart w:id="53" w:name="_Toc239080016"/>
+      <w:bookmarkStart w:id="53" w:name="_Toc239109012"/>
       <w:r>
         <w:rPr>
           <w:color w:val="1F497D"/>
@@ -11319,7 +11319,7 @@
         </w:rPr>
       </w:pPr>
       <w:bookmarkStart w:id="54" w:name="_Toc234787621"/>
-      <w:bookmarkStart w:id="55" w:name="_Toc239080017"/>
+      <w:bookmarkStart w:id="55" w:name="_Toc239109013"/>
       <w:r>
         <w:rPr>
           <w:color w:val="2E74B5"/>
@@ -11383,7 +11383,7 @@
         </w:rPr>
       </w:pPr>
       <w:bookmarkStart w:id="56" w:name="_Toc234787622"/>
-      <w:bookmarkStart w:id="57" w:name="_Toc239080018"/>
+      <w:bookmarkStart w:id="57" w:name="_Toc239109014"/>
       <w:r>
         <w:rPr>
           <w:color w:val="2E74B5"/>
@@ -11424,7 +11424,7 @@
         </w:rPr>
       </w:pPr>
       <w:bookmarkStart w:id="58" w:name="_Toc234787623"/>
-      <w:bookmarkStart w:id="59" w:name="_Toc239080019"/>
+      <w:bookmarkStart w:id="59" w:name="_Toc239109015"/>
       <w:r>
         <w:rPr>
           <w:color w:val="2E74B5"/>
@@ -11521,7 +11521,7 @@
         </w:rPr>
       </w:pPr>
       <w:bookmarkStart w:id="60" w:name="_Toc234787624"/>
-      <w:bookmarkStart w:id="61" w:name="_Toc239080020"/>
+      <w:bookmarkStart w:id="61" w:name="_Toc239109016"/>
       <w:r>
         <w:rPr>
           <w:color w:val="2E74B5"/>
@@ -11605,7 +11605,7 @@
         </w:rPr>
       </w:pPr>
       <w:bookmarkStart w:id="62" w:name="_Toc234787625"/>
-      <w:bookmarkStart w:id="63" w:name="_Toc239080021"/>
+      <w:bookmarkStart w:id="63" w:name="_Toc239109017"/>
       <w:r>
         <w:rPr>
           <w:color w:val="2E74B5"/>
@@ -11670,7 +11670,7 @@
         </w:rPr>
       </w:pPr>
       <w:bookmarkStart w:id="64" w:name="_Toc234787626"/>
-      <w:bookmarkStart w:id="65" w:name="_Toc239080022"/>
+      <w:bookmarkStart w:id="65" w:name="_Toc239109018"/>
       <w:r>
         <w:rPr>
           <w:color w:val="1F497D"/>
@@ -11689,7 +11689,7 @@
         </w:rPr>
       </w:pPr>
       <w:bookmarkStart w:id="66" w:name="_Toc234787627"/>
-      <w:bookmarkStart w:id="67" w:name="_Toc239080023"/>
+      <w:bookmarkStart w:id="67" w:name="_Toc239109019"/>
       <w:r>
         <w:rPr>
           <w:color w:val="2E74B5"/>
@@ -11782,7 +11782,7 @@
         </w:rPr>
       </w:pPr>
       <w:bookmarkStart w:id="68" w:name="_Toc234787628"/>
-      <w:bookmarkStart w:id="69" w:name="_Toc239080024"/>
+      <w:bookmarkStart w:id="69" w:name="_Toc239109020"/>
       <w:r>
         <w:rPr>
           <w:color w:val="4F81BD"/>
@@ -11971,7 +11971,7 @@
         </w:rPr>
       </w:pPr>
       <w:bookmarkStart w:id="70" w:name="_Toc234787629"/>
-      <w:bookmarkStart w:id="71" w:name="_Toc239080025"/>
+      <w:bookmarkStart w:id="71" w:name="_Toc239109021"/>
       <w:r>
         <w:rPr>
           <w:color w:val="4F81BD"/>
@@ -12081,7 +12081,7 @@
         </w:rPr>
       </w:pPr>
       <w:bookmarkStart w:id="72" w:name="_Toc234787630"/>
-      <w:bookmarkStart w:id="73" w:name="_Toc239080026"/>
+      <w:bookmarkStart w:id="73" w:name="_Toc239109022"/>
       <w:r>
         <w:rPr>
           <w:color w:val="2E74B5"/>
@@ -12099,7 +12099,7 @@
         </w:rPr>
       </w:pPr>
       <w:bookmarkStart w:id="74" w:name="_Toc234787631"/>
-      <w:bookmarkStart w:id="75" w:name="_Toc239080027"/>
+      <w:bookmarkStart w:id="75" w:name="_Toc239109023"/>
       <w:r>
         <w:rPr>
           <w:color w:val="4F81BD"/>
@@ -12194,16 +12194,14 @@
         <w:tblLook w:val="04A0" w:firstRow="1" w:lastRow="0" w:firstColumn="1" w:lastColumn="0" w:noHBand="0" w:noVBand="1"/>
       </w:tblPr>
       <w:tblGrid>
-        <w:gridCol w:w="1116"/>
-        <w:gridCol w:w="973"/>
-        <w:gridCol w:w="973"/>
-        <w:gridCol w:w="971"/>
-        <w:gridCol w:w="884"/>
-        <w:gridCol w:w="871"/>
-        <w:gridCol w:w="920"/>
-        <w:gridCol w:w="742"/>
-        <w:gridCol w:w="920"/>
-        <w:gridCol w:w="742"/>
+        <w:gridCol w:w="1258"/>
+        <w:gridCol w:w="1166"/>
+        <w:gridCol w:w="1166"/>
+        <w:gridCol w:w="1165"/>
+        <w:gridCol w:w="1108"/>
+        <w:gridCol w:w="1100"/>
+        <w:gridCol w:w="1132"/>
+        <w:gridCol w:w="1017"/>
       </w:tblGrid>
       <w:tr>
         <w:trPr>
@@ -12353,32 +12351,6 @@
             </w:r>
           </w:p>
         </w:tc>
-        <w:tc>
-          <w:tcPr>
-            <w:tcW w:w="1519" w:type="dxa"/>
-          </w:tcPr>
-          <w:p>
-            <w:r>
-              <w:rPr>
-                <w:b/>
-              </w:rPr>
-              <w:t>Pos%</w:t>
-            </w:r>
-          </w:p>
-        </w:tc>
-        <w:tc>
-          <w:tcPr>
-            <w:tcW w:w="1519" w:type="dxa"/>
-          </w:tcPr>
-          <w:p>
-            <w:r>
-              <w:rPr>
-                <w:b/>
-              </w:rPr>
-              <w:t>Iter</w:t>
-            </w:r>
-          </w:p>
-        </w:tc>
       </w:tr>
       <w:tr>
         <w:trPr>
@@ -12465,26 +12437,6 @@
             </w:r>
           </w:p>
         </w:tc>
-        <w:tc>
-          <w:tcPr>
-            <w:tcW w:w="1519" w:type="dxa"/>
-          </w:tcPr>
-          <w:p>
-            <w:r>
-              <w:t>16.5%</w:t>
-            </w:r>
-          </w:p>
-        </w:tc>
-        <w:tc>
-          <w:tcPr>
-            <w:tcW w:w="1519" w:type="dxa"/>
-          </w:tcPr>
-          <w:p>
-            <w:r>
-              <w:t>63</w:t>
-            </w:r>
-          </w:p>
-        </w:tc>
       </w:tr>
       <w:tr>
         <w:trPr>
@@ -12571,26 +12523,6 @@
             </w:r>
           </w:p>
         </w:tc>
-        <w:tc>
-          <w:tcPr>
-            <w:tcW w:w="1519" w:type="dxa"/>
-          </w:tcPr>
-          <w:p>
-            <w:r>
-              <w:t>16.5%</w:t>
-            </w:r>
-          </w:p>
-        </w:tc>
-        <w:tc>
-          <w:tcPr>
-            <w:tcW w:w="1519" w:type="dxa"/>
-          </w:tcPr>
-          <w:p>
-            <w:r>
-              <w:t>4</w:t>
-            </w:r>
-          </w:p>
-        </w:tc>
       </w:tr>
       <w:tr>
         <w:trPr>
@@ -12677,26 +12609,6 @@
             </w:r>
           </w:p>
         </w:tc>
-        <w:tc>
-          <w:tcPr>
-            <w:tcW w:w="1519" w:type="dxa"/>
-          </w:tcPr>
-          <w:p>
-            <w:r>
-              <w:t>17.9%</w:t>
-            </w:r>
-          </w:p>
-        </w:tc>
-        <w:tc>
-          <w:tcPr>
-            <w:tcW w:w="1519" w:type="dxa"/>
-          </w:tcPr>
-          <w:p>
-            <w:r>
-              <w:t>24</w:t>
-            </w:r>
-          </w:p>
-        </w:tc>
       </w:tr>
       <w:tr>
         <w:trPr>
@@ -12783,26 +12695,6 @@
             </w:r>
           </w:p>
         </w:tc>
-        <w:tc>
-          <w:tcPr>
-            <w:tcW w:w="1519" w:type="dxa"/>
-          </w:tcPr>
-          <w:p>
-            <w:r>
-              <w:t>16.5%</w:t>
-            </w:r>
-          </w:p>
-        </w:tc>
-        <w:tc>
-          <w:tcPr>
-            <w:tcW w:w="1519" w:type="dxa"/>
-          </w:tcPr>
-          <w:p>
-            <w:r>
-              <w:t>3</w:t>
-            </w:r>
-          </w:p>
-        </w:tc>
       </w:tr>
       <w:tr>
         <w:trPr>
@@ -12889,26 +12781,6 @@
             </w:r>
           </w:p>
         </w:tc>
-        <w:tc>
-          <w:tcPr>
-            <w:tcW w:w="1519" w:type="dxa"/>
-          </w:tcPr>
-          <w:p>
-            <w:r>
-              <w:t>13.1%</w:t>
-            </w:r>
-          </w:p>
-        </w:tc>
-        <w:tc>
-          <w:tcPr>
-            <w:tcW w:w="1519" w:type="dxa"/>
-          </w:tcPr>
-          <w:p>
-            <w:r>
-              <w:t>51</w:t>
-            </w:r>
-          </w:p>
-        </w:tc>
       </w:tr>
       <w:tr>
         <w:trPr>
@@ -12995,26 +12867,6 @@
             </w:r>
           </w:p>
         </w:tc>
-        <w:tc>
-          <w:tcPr>
-            <w:tcW w:w="1519" w:type="dxa"/>
-          </w:tcPr>
-          <w:p>
-            <w:r>
-              <w:t>13.1%</w:t>
-            </w:r>
-          </w:p>
-        </w:tc>
-        <w:tc>
-          <w:tcPr>
-            <w:tcW w:w="1519" w:type="dxa"/>
-          </w:tcPr>
-          <w:p>
-            <w:r>
-              <w:t>50</w:t>
-            </w:r>
-          </w:p>
-        </w:tc>
       </w:tr>
       <w:tr>
         <w:trPr>
@@ -13101,26 +12953,6 @@
             </w:r>
           </w:p>
         </w:tc>
-        <w:tc>
-          <w:tcPr>
-            <w:tcW w:w="1519" w:type="dxa"/>
-          </w:tcPr>
-          <w:p>
-            <w:r>
-              <w:t>13.0%</w:t>
-            </w:r>
-          </w:p>
-        </w:tc>
-        <w:tc>
-          <w:tcPr>
-            <w:tcW w:w="1519" w:type="dxa"/>
-          </w:tcPr>
-          <w:p>
-            <w:r>
-              <w:t>54</w:t>
-            </w:r>
-          </w:p>
-        </w:tc>
       </w:tr>
     </w:tbl>
     <w:p>
@@ -13207,11 +13039,7 @@
         <w:t>características</w:t>
       </w:r>
       <w:r>
-        <w:t xml:space="preserve"> de 6.4). El </w:t>
-      </w:r>
-      <w:r>
-        <w:lastRenderedPageBreak/>
-        <w:t xml:space="preserve">conjunto de datos M2 de familia Pango obtiene 0.886, la métrica relevante para el sistema de vigilancia por familias. M2-SPNSP30 (0.875) es ligeramente peor que M2: añadir 30 </w:t>
+        <w:t xml:space="preserve"> de 6.4). El conjunto de datos M2 de familia Pango obtiene 0.886, la métrica relevante para el sistema de vigilancia por familias. M2-SPNSP30 (0.875) es ligeramente peor que M2: añadir 30 </w:t>
       </w:r>
       <w:r>
         <w:t>características</w:t>
@@ -13234,6 +13062,7 @@
         <w:jc w:val="both"/>
       </w:pPr>
       <w:r>
+        <w:lastRenderedPageBreak/>
         <w:t xml:space="preserve">El Lift (cociente entre la tasa de positivos en el decil superior de la </w:t>
       </w:r>
       <w:r>
@@ -13378,7 +13207,7 @@
         </w:rPr>
       </w:pPr>
       <w:bookmarkStart w:id="76" w:name="_Toc234787632"/>
-      <w:bookmarkStart w:id="77" w:name="_Toc239080028"/>
+      <w:bookmarkStart w:id="77" w:name="_Toc239109024"/>
       <w:r>
         <w:rPr>
           <w:color w:val="4F81BD"/>
@@ -14167,7 +13996,7 @@
         </w:rPr>
       </w:pPr>
       <w:bookmarkStart w:id="78" w:name="_Toc234787633"/>
-      <w:bookmarkStart w:id="79" w:name="_Toc239080029"/>
+      <w:bookmarkStart w:id="79" w:name="_Toc239109025"/>
       <w:r>
         <w:rPr>
           <w:color w:val="4F81BD"/>
@@ -14515,7 +14344,7 @@
       <w:pPr>
         <w:pStyle w:val="Ttulo3"/>
       </w:pPr>
-      <w:bookmarkStart w:id="80" w:name="_Toc239080030"/>
+      <w:bookmarkStart w:id="80" w:name="_Toc239109026"/>
       <w:r>
         <w:rPr>
           <w:b w:val="0"/>
@@ -14537,11 +14366,11 @@
         <w:jc w:val="both"/>
       </w:pPr>
       <w:r>
-        <w:t xml:space="preserve">La Tabla 7.11 resume el AUC medio (± desviación típica entre las cinco épocas de la validación progresiva) de cada algoritmo en los cuatro conjuntos de datos que admiten esta validación temporal. El patrón no es uniforme: en los dos conjuntos a nivel de familia Pango (M2 y M2-SPNSP30) LightGBM </w:t>
+        <w:t xml:space="preserve">La Tabla 7.3 resume el AUC medio (± desviación típica entre las cinco épocas de la validación progresiva) de cada algoritmo en los cuatro conjuntos de datos que admiten esta validación temporal. El patrón no es uniforme: en los dos conjuntos a nivel de familia Pango (M2 y M2-SPNSP30) LightGBM es claramente </w:t>
       </w:r>
       <w:r>
         <w:lastRenderedPageBreak/>
-        <w:t>es claramente el mejor; en los dos conjuntos a nivel de mutación individual (M3-SPNSP y M3-ALL) la regresión logística iguala o supera ligeramente a LightGBM.</w:t>
+        <w:t>el mejor; en los dos conjuntos a nivel de mutación individual (M3-SPNSP y M3-ALL) la regresión logística iguala o supera ligeramente a LightGBM.</w:t>
       </w:r>
     </w:p>
     <w:p>
@@ -14551,7 +14380,7 @@
         <w:spacing w:before="280" w:after="80"/>
       </w:pPr>
       <w:r>
-        <w:t>Tabla 7.11. AUC medio ± desviación típica en la validación progresiva (5 épocas pandémicas), por algoritmo y conjunto de datos. En negrita, el mejor algoritmo de cada fila.</w:t>
+        <w:t>Tabla 7.3. AUC medio ± desviación típica en la validación progresiva (5 épocas pandémicas), por algoritmo y conjunto de datos. En negrita, el mejor algoritmo de cada fila.</w:t>
       </w:r>
     </w:p>
     <w:tbl>
@@ -14972,7 +14801,7 @@
         <w:jc w:val="both"/>
       </w:pPr>
       <w:r>
-        <w:t>Contando victorias por época pandémica individual en lugar de por media (20 comparaciones en total: 4 conjuntos de datos × 5 épocas), LightGBM es el algoritmo que más veces obtiene el mejor AUC (10 de 20), por delante de la regresión logística (8 de 20); el random forest solo gana 2 de 20 y el gradient boosting genérico no gana ninguna. La Figura 7.14 muestra esta comparación completa.</w:t>
+        <w:t>Contando victorias por época pandémica individual en lugar de por media (20 comparaciones en total: 4 conjuntos de datos × 5 épocas), LightGBM es el algoritmo que más veces obtiene el mejor AUC (10 de 20), por delante de la regresión logística (8 de 20); el random forest solo gana 2 de 20 y el gradient boosting genérico no gana ninguna. La Figura 7.8 muestra esta comparación completa.</w:t>
       </w:r>
     </w:p>
     <w:p>
@@ -14980,7 +14809,7 @@
         <w:jc w:val="both"/>
       </w:pPr>
       <w:r>
-        <w:t>Como complemento a la validación progresiva (Tabla 7.11), la Tabla 7.12 muestra los mismos cuatro algoritmos evaluados sobre M3-SPNSP en la partición temporal fija (2023-06-01), añadiendo un modelo Dummy (que siempre predice la clase mayoritaria) como control negativo. En esta partición concreta, la regresión logística supera a LightGBM en las tres métricas; se incluye precisamente para no seleccionar solo la comparación que favorece al algoritmo elegido, coherente con la conclusión de arriba de que LightGBM no gana siempre, sino de forma consistente entre granularidades.</w:t>
+        <w:t>Como complemento a la validación progresiva (Tabla 7.3), la Tabla 7.4 muestra los mismos cuatro algoritmos evaluados sobre M3-SPNSP en la partición temporal fija (2023-06-01), añadiendo un modelo Dummy (que siempre predice la clase mayoritaria) como control negativo. En esta partición concreta, la regresión logística supera a LightGBM en las tres métricas; se incluye precisamente para no seleccionar solo la comparación que favorece al algoritmo elegido, coherente con la conclusión de arriba de que LightGBM no gana siempre, sino de forma consistente entre granularidades.</w:t>
       </w:r>
     </w:p>
     <w:p>
@@ -14990,7 +14819,7 @@
         <w:spacing w:before="280" w:after="80"/>
       </w:pPr>
       <w:r>
-        <w:t>Tabla 7.12. Comparación de algoritmos en M3-SPNSP, partición temporal fija (2023-06-01), con modelo Dummy como control negativo.</w:t>
+        <w:t>Tabla 7.4. Comparación de algoritmos en M3-SPNSP, partición temporal fija (2023-06-01), con modelo Dummy como control negativo.</w:t>
       </w:r>
     </w:p>
     <w:tbl>
@@ -15322,7 +15151,7 @@
         <w:spacing w:before="80" w:after="280"/>
       </w:pPr>
       <w:r>
-        <w:t>Figura 7.14. AUC medio de validación progresiva (± desviación típica) por algoritmo y conjunto de datos, comparando LightGBM con regresión logística, random forest y gradient boosting genérico. LightGBM es el algoritmo que más veces gana por época individual, aunque la regresión logística lo supere de media en dos de los cuatro conjuntos de datos (7.2.4).</w:t>
+        <w:t>Figura 7.8. AUC medio de validación progresiva (± desviación típica) por algoritmo y conjunto de datos, comparando LightGBM con regresión logística, random forest y gradient boosting genérico. LightGBM es el algoritmo que más veces gana por época individual, aunque la regresión logística lo supere de media en dos de los cuatro conjuntos de datos (7.2.4).</w:t>
       </w:r>
     </w:p>
     <w:p>
@@ -15330,7 +15159,7 @@
         <w:jc w:val="both"/>
       </w:pPr>
       <w:r>
-        <w:t>La conclusión de esta comparación no es que LightGBM tenga siempre el mejor AUC, porque no lo tiene y afirmar lo contrario sería inexacto. Es, en cambio, el único de los cuatro algoritmos que rinde bien de forma consistente en las tres granularidades del sistema (clado, familia y mutación individual). La regresión logística es una alternativa razonable y más ligera específicamente para el nivel de mutación individual, pero deja de funcionar en cuanto se introducen características correlacionadas entre sí, como ocurre en M2-SPNSP30. A esto se suman los motivos prácticos ya mencionados en 6.5: LightGBM maneja de forma nativa el fuerte desbalance de clases mediante scale_pos_weight, no necesita escalar las características antes de entrenar, y su estructura de árboles es la que hace posible el análisis de interpretabilidad SHAP (7.2.3).</w:t>
+        <w:t>La conclusión de esta comparación no es que LightGBM tenga siempre el mejor AUC, porque no lo tiene y afirmar lo contrario sería inexacto. Es, en cambio, el único de los cuatro algoritmos que rinde bien de forma consistente en las tres granularidades del sistema (clado, familia y mutación individual). La regresión logística es una alternativa razonable y más ligera específicamente para el nivel de mutación individual, pero deja de funcionar en cuanto se introducen características correlacionadas entre sí, como ocurre en M2-SPNSP30. A esto se suman los motivos prácticos ya mencionados en 6.5: LightGBM maneja de forma nativa el fuerte desbalance de clases, no necesita escalar las características antes de entrenar, y su estructura de árboles es la que hace posible el análisis de interpretabilidad SHAP (7.2.3).</w:t>
       </w:r>
     </w:p>
     <w:p>
@@ -15341,7 +15170,7 @@
         </w:rPr>
       </w:pPr>
       <w:bookmarkStart w:id="81" w:name="_Toc234787634"/>
-      <w:bookmarkStart w:id="82" w:name="_Toc239080031"/>
+      <w:bookmarkStart w:id="82" w:name="_Toc239109027"/>
       <w:r>
         <w:rPr>
           <w:color w:val="2E74B5"/>
@@ -15356,11 +15185,11 @@
         <w:jc w:val="both"/>
       </w:pPr>
       <w:r>
-        <w:t xml:space="preserve">Esta sección responde a una pregunta distinta a la del apartado anterior: no si una variante llegará a dominar, sino cuánto tardará en hacerlo y qué características aceleran ese proceso. Se usan dos herramientas complementarias: el estimador Kaplan-Meier (7.3.1), que compara visualmente el tiempo hasta dominancia entre dos grupos (por ejemplo, mutaciones del RBD frente al resto), y el </w:t>
+        <w:t xml:space="preserve">Esta sección responde a una pregunta distinta a la del apartado anterior: no si una variante llegará a dominar, sino cuánto tardará en hacerlo y qué características aceleran ese proceso. Se usan dos herramientas complementarias: el estimador Kaplan-Meier (7.3.1), que compara visualmente el tiempo hasta dominancia entre dos grupos (por ejemplo, mutaciones del RBD frente al resto), y el modelo de riesgos proporcionales de Cox (7.3.2), que cuantifica ese efecto para varias variables a la vez </w:t>
       </w:r>
       <w:r>
         <w:lastRenderedPageBreak/>
-        <w:t>modelo de riesgos proporcionales de Cox (7.3.2), que cuantifica ese efecto para varias variables a la vez mediante hazard ratios (el cociente de riesgo que el modelo asigna a cada variable: un valor mayor que 1 acelera la llegada a la dominancia, uno menor que 1 la retrasa).</w:t>
+        <w:t>mediante hazard ratios (el cociente de riesgo que el modelo asigna a cada variable: un valor mayor que 1 acelera la llegada a la dominancia, uno menor que 1 la retrasa).</w:t>
       </w:r>
     </w:p>
     <w:p>
@@ -15371,7 +15200,7 @@
         </w:rPr>
       </w:pPr>
       <w:bookmarkStart w:id="83" w:name="_Toc234787635"/>
-      <w:bookmarkStart w:id="84" w:name="_Toc239080032"/>
+      <w:bookmarkStart w:id="84" w:name="_Toc239109028"/>
       <w:r>
         <w:rPr>
           <w:color w:val="4F81BD"/>
@@ -15417,7 +15246,7 @@
         <w:t xml:space="preserve"> para las variables dicotomizadas son (</w:t>
       </w:r>
       <w:r>
-        <w:t>Tabla 7.3</w:t>
+        <w:t>Tabla 7.5</w:t>
       </w:r>
       <w:r>
         <w:t>):</w:t>
@@ -15430,7 +15259,7 @@
         <w:spacing w:before="280" w:after="80"/>
       </w:pPr>
       <w:r>
-        <w:t>Tabla 7.3</w:t>
+        <w:t>Tabla 7.5</w:t>
       </w:r>
       <w:r>
         <w:t>. Resultados del test log-rank de Kaplan-Meier para las variables dicotomizadas.</w:t>
@@ -15725,7 +15554,7 @@
         <w:t>La separación borderline por velocidad de crecimiento temprano (p=0.083) es coherente con el resultado del modelo Cox multivariante (7.3.2): el crecimiento inicial explosivo no es, por sí solo, un predictor fiable de dominancia duradera. La separación por RBD y por proteína de origen (Spike vs. NSP12), en cambio, es muy marcada (p&lt;0.001 en ambos casos): las mutaciones bajo mayor presión selectiva inmune se fijan sistemáticamente antes que el resto (</w:t>
       </w:r>
       <w:r>
-        <w:t>Figura 7.8</w:t>
+        <w:t>Figura 7.9</w:t>
       </w:r>
       <w:r>
         <w:t>).</w:t>
@@ -15760,7 +15589,7 @@
         <w:lastRenderedPageBreak/>
         <w:drawing>
           <wp:inline distT="0" distB="0" distL="0" distR="0" wp14:anchorId="5819F0C3" wp14:editId="76365748">
-            <wp:extent cx="5486400" cy="4234970"/>
+            <wp:extent cx="3950208" cy="3049178"/>
             <wp:effectExtent l="0" t="0" r="0" b="0"/>
             <wp:docPr id="68" name="Picture 68"/>
             <wp:cNvGraphicFramePr>
@@ -15782,7 +15611,7 @@
                   <pic:spPr>
                     <a:xfrm>
                       <a:off x="0" y="0"/>
-                      <a:ext cx="5486400" cy="4234970"/>
+                      <a:ext cx="3950208" cy="3049178"/>
                     </a:xfrm>
                     <a:prstGeom prst="rect">
                       <a:avLst/>
@@ -15802,7 +15631,7 @@
         <w:spacing w:before="80" w:after="280"/>
       </w:pPr>
       <w:r>
-        <w:t>Figura 7.8b. Kaplan-Meier: probabilidad de que una familia no haya alcanzado aún el umbral de dominancia, según su velocidad de crecimiento temprano (lento vs. rápido).</w:t>
+        <w:t>Figura 7.9b. Kaplan-Meier: probabilidad de que una familia no haya alcanzado aún el umbral de dominancia, según su velocidad de crecimiento temprano (lento vs. rápido).</w:t>
       </w:r>
     </w:p>
     <w:p>
@@ -15812,10 +15641,9 @@
         <w:jc w:val="center"/>
       </w:pPr>
       <w:r>
-        <w:lastRenderedPageBreak/>
         <w:drawing>
           <wp:inline distT="0" distB="0" distL="0" distR="0" wp14:anchorId="1DBF5B52" wp14:editId="511F1D7F">
-            <wp:extent cx="5486400" cy="4234970"/>
+            <wp:extent cx="3950208" cy="3049178"/>
             <wp:effectExtent l="0" t="0" r="0" b="0"/>
             <wp:docPr id="69" name="Picture 69"/>
             <wp:cNvGraphicFramePr>
@@ -15837,7 +15665,7 @@
                   <pic:spPr>
                     <a:xfrm>
                       <a:off x="0" y="0"/>
-                      <a:ext cx="5486400" cy="4234970"/>
+                      <a:ext cx="3950208" cy="3049178"/>
                     </a:xfrm>
                     <a:prstGeom prst="rect">
                       <a:avLst/>
@@ -15857,7 +15685,7 @@
         <w:spacing w:before="80" w:after="280"/>
       </w:pPr>
       <w:r>
-        <w:t>Figura 7.8c. Kaplan-Meier: probabilidad de que una mutación no haya alcanzado aún el umbral de fijación, comparando mutaciones del RBD de Spike frente al resto. Una separación clara entre curvas indica que esa variable adelanta el tiempo hasta la dominancia.</w:t>
+        <w:t>Figura 7.9c. Kaplan-Meier: probabilidad de que una mutación no haya alcanzado aún el umbral de fijación, comparando mutaciones del RBD de Spike frente al resto. Una separación clara entre curvas indica que esa variable adelanta el tiempo hasta la dominancia.</w:t>
       </w:r>
     </w:p>
     <w:p>
@@ -15870,7 +15698,7 @@
         <w:lastRenderedPageBreak/>
         <w:drawing>
           <wp:inline distT="0" distB="0" distL="0" distR="0" wp14:anchorId="31BB80A2" wp14:editId="0142851F">
-            <wp:extent cx="5486400" cy="4234970"/>
+            <wp:extent cx="3950208" cy="3049178"/>
             <wp:effectExtent l="0" t="0" r="0" b="0"/>
             <wp:docPr id="70" name="Picture 70"/>
             <wp:cNvGraphicFramePr>
@@ -15892,7 +15720,7 @@
                   <pic:spPr>
                     <a:xfrm>
                       <a:off x="0" y="0"/>
-                      <a:ext cx="5486400" cy="4234970"/>
+                      <a:ext cx="3950208" cy="3049178"/>
                     </a:xfrm>
                     <a:prstGeom prst="rect">
                       <a:avLst/>
@@ -15912,7 +15740,7 @@
         <w:spacing w:before="80" w:after="280"/>
       </w:pPr>
       <w:r>
-        <w:t>Figura 7.8d. Kaplan-Meier: probabilidad de que una mutación no haya alcanzado aún el umbral de fijación, comparando mutaciones de Spike frente a NSP12.</w:t>
+        <w:t>Figura 7.9d. Kaplan-Meier: probabilidad de que una mutación no haya alcanzado aún el umbral de fijación, comparando mutaciones de Spike frente a NSP12.</w:t>
       </w:r>
     </w:p>
     <w:p>
@@ -15923,7 +15751,7 @@
         </w:rPr>
       </w:pPr>
       <w:bookmarkStart w:id="85" w:name="_Toc234787636"/>
-      <w:bookmarkStart w:id="86" w:name="_Toc239080033"/>
+      <w:bookmarkStart w:id="86" w:name="_Toc239109029"/>
       <w:r>
         <w:rPr>
           <w:color w:val="4F81BD"/>
@@ -15963,7 +15791,7 @@
         <w:t>hazard ratios</w:t>
       </w:r>
       <w:r>
-        <w:t xml:space="preserve"> (Tabla 7.4):</w:t>
+        <w:t xml:space="preserve"> (Tabla 7.6):</w:t>
       </w:r>
     </w:p>
     <w:p>
@@ -15973,7 +15801,7 @@
         <w:spacing w:before="280" w:after="80"/>
       </w:pPr>
       <w:r>
-        <w:t>Tabla 7.4</w:t>
+        <w:t>Tabla 7.6</w:t>
       </w:r>
       <w:r>
         <w:t>. Hazard ratios del modelo Cox PH para familias Pango.</w:t>
@@ -16173,7 +16001,6 @@
           </w:tcPr>
           <w:p>
             <w:r>
-              <w:lastRenderedPageBreak/>
               <w:t>n_countries_detect</w:t>
             </w:r>
           </w:p>
@@ -16218,7 +16045,7 @@
         <w:jc w:val="both"/>
       </w:pPr>
       <w:r>
-        <w:t>Para las mutaciones Spike+NSP12 (Tabla 7.5; n=637, todas con covariables completas; 101 eventos, EPV=20.2):</w:t>
+        <w:t>Para las mutaciones Spike+NSP12 (Tabla 7.7; n=637, todas con covariables completas; 101 eventos, EPV=20.2):</w:t>
       </w:r>
     </w:p>
     <w:p>
@@ -16228,7 +16055,8 @@
         <w:spacing w:before="280" w:after="80"/>
       </w:pPr>
       <w:r>
-        <w:t>Tabla 7.5</w:t>
+        <w:lastRenderedPageBreak/>
+        <w:t>Tabla 7.7</w:t>
       </w:r>
       <w:r>
         <w:t>. Hazard ratios del modelo Cox PH para mutaciones Spike/NSP12.</w:t>
@@ -16578,11 +16406,7 @@
         <w:jc w:val="both"/>
       </w:pPr>
       <w:r>
-        <w:t xml:space="preserve">Limitación: el modelo de familias tiene EPV=7.7 (Events Per Variable), ligeramente por debajo del umbral clásico de EPV=10. Los coeficientes son estables bajo la penalización L2 aplicada, pero sus intervalos de confianza son amplios. El C-índice y los HRs deben considerarse estimaciones orientativas, </w:t>
-      </w:r>
-      <w:r>
-        <w:lastRenderedPageBreak/>
-        <w:t>no precisas. El modelo de mutaciones (EPV=20.2) tiene mayor solidez estadística y sus HRs son más fiables.</w:t>
+        <w:t>Limitación: el modelo de familias tiene EPV=7.7 (Events Per Variable), ligeramente por debajo del umbral clásico de EPV=10. Los coeficientes son estables bajo la penalización L2 aplicada, pero sus intervalos de confianza son amplios. El C-índice y los HRs deben considerarse estimaciones orientativas, no precisas. El modelo de mutaciones (EPV=20.2) tiene mayor solidez estadística y sus HRs son más fiables.</w:t>
       </w:r>
     </w:p>
     <w:p>
@@ -16593,18 +16417,10 @@
         <w:t>El HR por debajo de 1 del crecimiento inicial explosivo para mutaciones (HR=0.934, p=0.059, borderline) apunta en una dirección biológicamente interesante, aunque sin alcanzar significación al nivel convencional de 0.05: las mutaciones con crecimiento inicial más explosivo tendrían menor probabilidad de fijarse a largo plazo. La explicación candidata es el fenómeno de hitchhiking: muchas mutaciones crecen rápido porque están ligadas físicamente en el genoma a una variante dominante transitoria; cuando esa variante es desplazada, la mutación desaparece con ella. Las mutaciones que sí muestran una asociación estadísticamente sólida con la fijación duradera son las que emergen en múltiples contextos genéticos independientes (HR de la convergencia evolutiva histórica=1.272, p&lt;0.001), no las que hacen un sprint inicial (</w:t>
       </w:r>
       <w:r>
-        <w:t>Figura 7.9</w:t>
+        <w:t>Figura 7.10</w:t>
       </w:r>
       <w:r>
         <w:t>).</w:t>
-      </w:r>
-    </w:p>
-    <w:p>
-      <w:pPr>
-        <w:jc w:val="both"/>
-      </w:pPr>
-      <w:r>
-        <w:br w:type="page"/>
       </w:r>
     </w:p>
     <w:p>
@@ -16659,7 +16475,7 @@
         <w:spacing w:before="80" w:after="280"/>
       </w:pPr>
       <w:r>
-        <w:t>Figura 7.9a. Hazard ratios con intervalo de confianza del 95% del modelo Cox PH para familias Pango (umbral de dominancia 10% global): un HR mayor que 1 indica que valores altos de esa variable aceleran la dominancia, y un intervalo que no cruza el valor 1 indica significación estadística.</w:t>
+        <w:t>Figura 7.10a. Hazard ratios con intervalo de confianza del 95% del modelo Cox PH para familias Pango (umbral de dominancia 10% global): un HR mayor que 1 indica que valores altos de esa variable aceleran la dominancia, y un intervalo que no cruza el valor 1 indica significación estadística.</w:t>
       </w:r>
     </w:p>
     <w:p>
@@ -16714,7 +16530,7 @@
         <w:spacing w:before="80" w:after="280"/>
       </w:pPr>
       <w:r>
-        <w:t>Figura 7.9b. Hazard ratios con intervalo de confianza del 95% del modelo Cox PH para mutaciones Spike/NSP12 (umbral de fijación 30%). la pertenencia al RBD, a Spike y la convergencia evolutiva histórica son los predictores más fuertes y significativos (p&lt;0.05); la frecuencia en el momento de detección no lo es a este nivel de mutación individual (p=0.167, Tabla 7.5).</w:t>
+        <w:t>Figura 7.10b. Hazard ratios con intervalo de confianza del 95% del modelo Cox PH para mutaciones Spike/NSP12 (umbral de fijación 30%). la pertenencia al RBD, a Spike y la convergencia evolutiva histórica son los predictores más fuertes y significativos (p&lt;0.05); la frecuencia en el momento de detección no lo es a este nivel de mutación individual (p=0.167, Tabla 7.7).</w:t>
       </w:r>
     </w:p>
     <w:p>
@@ -16725,7 +16541,7 @@
         </w:rPr>
       </w:pPr>
       <w:bookmarkStart w:id="87" w:name="_Toc234787637"/>
-      <w:bookmarkStart w:id="88" w:name="_Toc239080034"/>
+      <w:bookmarkStart w:id="88" w:name="_Toc239109030"/>
       <w:r>
         <w:rPr>
           <w:color w:val="2E74B5"/>
@@ -16767,7 +16583,7 @@
         <w:t>Puntuación</w:t>
       </w:r>
       <w:r>
-        <w:t xml:space="preserve"> = 0.40 × P(M2) + 0.60 × P(M2-SPNSP30). Ambas probabilidades están calibradas con IsotonicRegression sobre el 20% de validación interna, no con la salida cruda de LightGBM.</w:t>
+        <w:t xml:space="preserve"> = 0.40 × P(M2) + 0.60 × P(M2-SPNSP30). Ambas probabilidades están calibradas con una regresión isotónica sobre el 20% de validación interna, no con la salida cruda de LightGBM.</w:t>
       </w:r>
     </w:p>
     <w:p>
@@ -16833,7 +16649,7 @@
         <w:t>Los niveles de alerta son (</w:t>
       </w:r>
       <w:r>
-        <w:t>Tabla 7.6</w:t>
+        <w:t>Tabla 7.8</w:t>
       </w:r>
       <w:r>
         <w:t>):</w:t>
@@ -16846,7 +16662,7 @@
         <w:spacing w:before="280" w:after="80"/>
       </w:pPr>
       <w:r>
-        <w:t>Tabla 7.6</w:t>
+        <w:t>Tabla 7.8</w:t>
       </w:r>
       <w:r>
         <w:t>. Niveles de alerta de la priorización de vigilancia, sobre probabilidad calibrada.</w:t>
@@ -17058,16 +16874,7 @@
         <w:jc w:val="both"/>
       </w:pPr>
       <w:r>
-        <w:t>Ninguna familia alcanza nivel HIGH ni MEDIUM en enero 2026: las 16 familias activas quedan todas en WATCH. Esto no es un fallo del sistema</w:t>
-      </w:r>
-      <w:r>
-        <w:rPr>
-          <w:rFonts w:cs="Calibri"/>
-        </w:rPr>
-        <w:t>, sino</w:t>
-      </w:r>
-      <w:r>
-        <w:t xml:space="preserve"> información epidemiológica respaldada por datos de validación reales, no solo por la ausencia de una </w:t>
+        <w:t xml:space="preserve">Ninguna familia alcanza nivel HIGH ni MEDIUM en enero 2026: las 16 familias activas quedan todas en WATCH. El sistema no genera falsas alarmas cuando no hay amenaza real, con un umbral que representa una probabilidad genuina, no una </w:t>
       </w:r>
       <w:r>
         <w:rPr>
@@ -17076,16 +16883,7 @@
         <w:t>puntuación</w:t>
       </w:r>
       <w:r>
-        <w:t xml:space="preserve"> alta. El sistema no genera falsas alarmas cuando no hay amenaza real, y ahora lo hace con un umbral que representa una probabilidad genuina, no una </w:t>
-      </w:r>
-      <w:r>
-        <w:rPr>
-          <w:i/>
-        </w:rPr>
-        <w:t>puntuación</w:t>
-      </w:r>
-      <w:r>
-        <w:t xml:space="preserve"> sin calibrar.</w:t>
+        <w:t xml:space="preserve"> sin calibrar; la comprobación siguiente evalúa hasta qué punto esta ausencia de alerta es en sí misma informativa.</w:t>
       </w:r>
     </w:p>
     <w:p>
@@ -17093,10 +16891,7 @@
         <w:jc w:val="both"/>
       </w:pPr>
       <w:r>
-        <w:rPr>
-          <w:i/>
-        </w:rPr>
-        <w:t>Para confirmar esta lectura, se reevaluó el mismo sistema de priorización sobre seis semanas históricas distintas, cuatro de ellas 6-10 semanas antes de una transición de dominancia real y documentada (BA.4/5, XBB.1.5, JN.1 y KP/XEC): las cuatro alcanzan nivel HIGH con los mismos umbrales de la Tabla 7.6, confirmando que estos sí discriminan correctamente cuando existe una amenaza real y que la ausencia de alertas en enero de 2026 no es un techo estructural de la calibración, sino un resultado epidemiológico genuino.</w:t>
+        <w:t>Para poner a prueba esta lectura se reevaluó el mismo sistema de priorización sobre cinco semanas históricas previas a una transición de dominancia documentada (BA.4/5, XBB.1.5, JN.1, KP/XEC y XFG). Dos de ellas, BA.4/5 (mayo de 2022) y XBB.1.5 (noviembre de 2022), son anteriores al corte de entrenamiento (2023-06-01) y por tanto no constituyen validación independiente: se reportan solo como comprobación de coherencia interna, no como evidencia predictiva. De las tres semanas posteriores al corte, JN.1 y KP/XEC hacen que al menos una familia activa esa semana alcance nivel HIGH con los umbrales de la Tabla 7.8; la semana previa a XFG no cruza ningún umbral y queda en WATCH, igual que enero de 2026. Esto acota el alcance de la comprobación: el sistema es capaz de generar alertas HIGH genuinas en periodos de recambio epidémico real evaluados fuera de muestra, pero no en todas las transiciones, y la familia que alcanza HIGH en una semana dada no siempre coincide con la que efectivamente termina dominando (el seguimiento específico por variante, con un criterio más estricto, está en 7.7.2 y la Tabla 7.11). La ausencia de alertas en enero de 2026 es, por tanto, compatible con un sistema que discrimina razonablemente bien, sin ser una confirmación definitiva de que no existe amenaza real.</w:t>
       </w:r>
     </w:p>
     <w:p>
@@ -17116,7 +16911,7 @@
         <w:t xml:space="preserve"> (</w:t>
       </w:r>
       <w:r>
-        <w:t>Tabla 7.7</w:t>
+        <w:t>Tabla 7.9</w:t>
       </w:r>
       <w:r>
         <w:t xml:space="preserve">) con </w:t>
@@ -17140,13 +16935,17 @@
         <w:t xml:space="preserve"> una vez calibrada: su probabilidad real de crecimiento adicional significativo es baja porque está en fase de meseta/declive, no de expansión. El contraste con la lectura pre-calibración (donde XFG lideraba en MEDIUM) es en sí mismo informativo: la calibración corrige precisamente el tipo de sesgo que haría que un dominante consolidado pareciera más amenazante de lo que realmente es (</w:t>
       </w:r>
       <w:r>
-        <w:t>Figura 7.10</w:t>
-      </w:r>
-      <w:r>
-        <w:t>). Combinando esta señal con Cox PH (</w:t>
-      </w:r>
-      <w:r>
         <w:t>Figura 7.11</w:t>
+      </w:r>
+      <w:r>
+        <w:t xml:space="preserve">). Combinando esta señal </w:t>
+      </w:r>
+      <w:r>
+        <w:lastRenderedPageBreak/>
+        <w:t>con Cox PH (</w:t>
+      </w:r>
+      <w:r>
+        <w:t>Figura 7.12</w:t>
       </w:r>
       <w:r>
         <w:t>), NB destaca con la estimación de tiempo hasta dominancia más próxima (13 semanas) pese a su P(lgbm) calibrada baja, simplemente por estar ya cerca del umbral del 10%.</w:t>
@@ -17159,8 +16958,7 @@
         <w:spacing w:before="280" w:after="80"/>
       </w:pPr>
       <w:r>
-        <w:lastRenderedPageBreak/>
-        <w:t>Tabla 7.7</w:t>
+        <w:t>Tabla 7.9</w:t>
       </w:r>
       <w:r>
         <w:t>. Priorización de vigilancia de familias Pango activas, semana 2026-01-12 (probabilidad calibrada).</w:t>
@@ -18290,7 +18088,7 @@
         <w:jc w:val="both"/>
       </w:pPr>
       <w:r>
-        <w:t xml:space="preserve">Un matiz importante para leer correctamente la Tabla 7.7: la variable objetivo de M2 pregunta si una familia llegará al 5% de frecuencia global. Las familias que ya han superado ese umbral en la semana de análisis (NB, 9,5%; PQ, 11,9%) tienen ese desenlace ya consumado, por lo que el clasificador les asigna probabilidades bajas por construcción, no por considerarlas irrelevantes. Esto explica que NB, la familia que efectivamente tomó el relevo de XFG en los meses siguientes (7.8), aparezca en la última posición de esta tabla: el sistema de </w:t>
+        <w:t xml:space="preserve">Un matiz importante para leer correctamente la Tabla 7.9: la variable objetivo de M2 pregunta si una familia llegará al 5% de frecuencia global. Las familias que ya han superado ese umbral en la semana de análisis (NB, 9,5%; PQ, 11,9%) tienen ese desenlace ya consumado, por lo que el clasificador les asigna probabilidades bajas por construcción, no por considerarlas irrelevantes. Esto explica que NB, la familia que efectivamente tomó el relevo de XFG en los meses siguientes (7.8), aparezca en la última posición de esta tabla: el sistema de </w:t>
       </w:r>
       <w:r>
         <w:rPr>
@@ -18312,7 +18110,7 @@
         <w:lastRenderedPageBreak/>
         <w:drawing>
           <wp:inline distT="0" distB="0" distL="0" distR="0" wp14:anchorId="50FCA45A" wp14:editId="0739E033">
-            <wp:extent cx="5486400" cy="4091553"/>
+            <wp:extent cx="4389120" cy="3273242"/>
             <wp:effectExtent l="0" t="0" r="0" b="0"/>
             <wp:docPr id="73" name="Picture 73"/>
             <wp:cNvGraphicFramePr>
@@ -18334,7 +18132,7 @@
                   <pic:spPr>
                     <a:xfrm>
                       <a:off x="0" y="0"/>
-                      <a:ext cx="5486400" cy="4091553"/>
+                      <a:ext cx="4389120" cy="3273242"/>
                     </a:xfrm>
                     <a:prstGeom prst="rect">
                       <a:avLst/>
@@ -18354,7 +18152,7 @@
         <w:spacing w:before="80" w:after="280"/>
       </w:pPr>
       <w:r>
-        <w:t>Figura 7.10a. Priorización de vigilancia activa: cada burbuja es una familia Pango, su tamaño representa el número de países donde se ha detectado y su posición vertical la probabilidad calibrada de alcanzar el umbral de dominancia.</w:t>
+        <w:t>Figura 7.11a. Priorización de vigilancia activa: cada burbuja es una familia Pango, su tamaño representa el número de países donde se ha detectado y su posición vertical la probabilidad calibrada de alcanzar el umbral de dominancia.</w:t>
       </w:r>
     </w:p>
     <w:p>
@@ -18364,10 +18162,9 @@
         <w:jc w:val="center"/>
       </w:pPr>
       <w:r>
-        <w:lastRenderedPageBreak/>
         <w:drawing>
           <wp:inline distT="0" distB="0" distL="0" distR="0" wp14:anchorId="525AAD4A" wp14:editId="7BB6C287">
-            <wp:extent cx="5486400" cy="4367561"/>
+            <wp:extent cx="4389120" cy="3494049"/>
             <wp:effectExtent l="0" t="0" r="0" b="0"/>
             <wp:docPr id="74" name="Picture 74"/>
             <wp:cNvGraphicFramePr>
@@ -18389,7 +18186,7 @@
                   <pic:spPr>
                     <a:xfrm>
                       <a:off x="0" y="0"/>
-                      <a:ext cx="5486400" cy="4367561"/>
+                      <a:ext cx="4389120" cy="3494049"/>
                     </a:xfrm>
                     <a:prstGeom prst="rect">
                       <a:avLst/>
@@ -18409,7 +18206,7 @@
         <w:spacing w:before="80" w:after="280"/>
       </w:pPr>
       <w:r>
-        <w:t>Figura 7.10b. Priorización de vigilancia activa: top-15 familias Pango por probabilidad calibrada de emergencia, con su frecuencia actual y número de países.</w:t>
+        <w:t>Figura 7.11b. Priorización de vigilancia activa: top-15 familias Pango por probabilidad calibrada de emergencia, con su frecuencia actual y número de países.</w:t>
       </w:r>
     </w:p>
     <w:p>
@@ -18422,7 +18219,7 @@
         <w:lastRenderedPageBreak/>
         <w:drawing>
           <wp:inline distT="0" distB="0" distL="0" distR="0" wp14:anchorId="2D519C4C" wp14:editId="2EE5CEC6">
-            <wp:extent cx="5486400" cy="4376456"/>
+            <wp:extent cx="4389120" cy="3501165"/>
             <wp:effectExtent l="0" t="0" r="0" b="0"/>
             <wp:docPr id="75" name="Picture 75"/>
             <wp:cNvGraphicFramePr>
@@ -18444,7 +18241,7 @@
                   <pic:spPr>
                     <a:xfrm>
                       <a:off x="0" y="0"/>
-                      <a:ext cx="5486400" cy="4376456"/>
+                      <a:ext cx="4389120" cy="3501165"/>
                     </a:xfrm>
                     <a:prstGeom prst="rect">
                       <a:avLst/>
@@ -18464,7 +18261,7 @@
         <w:spacing w:before="80" w:after="280"/>
       </w:pPr>
       <w:r>
-        <w:t>Figura 7.10c. Priorización de vigilancia activa: top-15 mutaciones Spike/NSP12 por probabilidad calibrada de emergencia (clasificador M3-SPNSP), marcando las que pertenecen al RBD. Las familias y mutaciones por encima del umbral HIGH son las prioritarias para vigilancia reforzada.</w:t>
+        <w:t>Figura 7.11c. Priorización de vigilancia activa: top-15 mutaciones Spike/NSP12 por probabilidad calibrada de emergencia (clasificador M3-SPNSP), marcando las que pertenecen al RBD. Las familias y mutaciones por encima del umbral HIGH son las prioritarias para vigilancia reforzada.</w:t>
       </w:r>
     </w:p>
     <w:p>
@@ -18474,7 +18271,6 @@
         <w:jc w:val="center"/>
       </w:pPr>
       <w:r>
-        <w:lastRenderedPageBreak/>
         <w:drawing>
           <wp:inline distT="0" distB="0" distL="0" distR="0" wp14:anchorId="413A607D" wp14:editId="77947E16">
             <wp:extent cx="5486400" cy="2964991"/>
@@ -18519,7 +18315,7 @@
         <w:spacing w:before="80" w:after="280"/>
       </w:pPr>
       <w:r>
-        <w:t>Figura 7.11. Priorización combinada: probabilidad de emergencia calibrada de LightGBM (eje horizontal) frente a las semanas estimadas hasta dominancia según el modelo Cox PH (eje vertical) para cada variante activa. Las variantes en la esquina superior derecha son las que el sistema considera más urgentes: alta probabilidad y poco tiempo hasta dominar.</w:t>
+        <w:t>Figura 7.12. Priorización combinada: probabilidad de emergencia calibrada de LightGBM (eje horizontal) frente a las semanas estimadas hasta dominancia según el modelo Cox PH (eje vertical) para cada variante activa. Las variantes en la esquina superior derecha son las que el sistema considera más urgentes: alta probabilidad y poco tiempo hasta dominar.</w:t>
       </w:r>
     </w:p>
     <w:p>
@@ -18530,6 +18326,7 @@
         <w:rPr>
           <w:rFonts w:hint="eastAsia"/>
         </w:rPr>
+        <w:lastRenderedPageBreak/>
         <w:t xml:space="preserve">A nivel de mutación, 48 mutaciones de Spike/NSP12 alcanzan nivel HIGH. La mayoría son de frecuencia alta (63-95%) y representan el inventario ya consolidado de XFG y sus antecesores (JN.1 </w:t>
       </w:r>
       <w:r>
@@ -18577,7 +18374,7 @@
         </w:rPr>
       </w:pPr>
       <w:bookmarkStart w:id="89" w:name="_Toc234787638"/>
-      <w:bookmarkStart w:id="90" w:name="_Toc239080035"/>
+      <w:bookmarkStart w:id="90" w:name="_Toc239109031"/>
       <w:r>
         <w:rPr>
           <w:color w:val="2E74B5"/>
@@ -18595,7 +18392,7 @@
         </w:rPr>
       </w:pPr>
       <w:bookmarkStart w:id="91" w:name="_Toc234787639"/>
-      <w:bookmarkStart w:id="92" w:name="_Toc239080036"/>
+      <w:bookmarkStart w:id="92" w:name="_Toc239109032"/>
       <w:r>
         <w:rPr>
           <w:color w:val="4F81BD"/>
@@ -18653,11 +18450,7 @@
         <w:t>)</w:t>
       </w:r>
       <w:r>
-        <w:t xml:space="preserve">, pero el AUC valida que el orden relativo es fiable. El </w:t>
-      </w:r>
-      <w:r>
-        <w:lastRenderedPageBreak/>
-        <w:t>sistema aprovecha así lo que el clasificador hace bien, ordenar a los aspirantes, y evita lo que hace mal, estimar probabilidades absolutas.</w:t>
+        <w:t>, pero el AUC valida que el orden relativo es fiable. El sistema aprovecha así lo que el clasificador hace bien, ordenar a los aspirantes, y evita lo que hace mal, estimar probabilidades absolutas.</w:t>
       </w:r>
     </w:p>
     <w:p>
@@ -18668,7 +18461,7 @@
         </w:rPr>
       </w:pPr>
       <w:bookmarkStart w:id="93" w:name="_Toc234787640"/>
-      <w:bookmarkStart w:id="94" w:name="_Toc239080037"/>
+      <w:bookmarkStart w:id="94" w:name="_Toc239109033"/>
       <w:r>
         <w:rPr>
           <w:color w:val="4F81BD"/>
@@ -18718,7 +18511,7 @@
         </w:rPr>
       </w:pPr>
       <w:bookmarkStart w:id="95" w:name="_Toc234787641"/>
-      <w:bookmarkStart w:id="96" w:name="_Toc239080038"/>
+      <w:bookmarkStart w:id="96" w:name="_Toc239109034"/>
       <w:r>
         <w:rPr>
           <w:color w:val="4F81BD"/>
@@ -18736,7 +18529,7 @@
         <w:t>Las proyecciones desde el corte de datos (2026-02-09) hasta 16 semanas vista (junio 2026) muestran dos escenarios (</w:t>
       </w:r>
       <w:r>
-        <w:t>Tabla 7.8</w:t>
+        <w:t>Tabla 7.10</w:t>
       </w:r>
       <w:r>
         <w:t xml:space="preserve">). Esta semana de corte es posterior a la usada en la </w:t>
@@ -18782,7 +18575,8 @@
         <w:spacing w:before="280" w:after="80"/>
       </w:pPr>
       <w:r>
-        <w:t>Tabla 7.8</w:t>
+        <w:lastRenderedPageBreak/>
+        <w:t>Tabla 7.10</w:t>
       </w:r>
       <w:r>
         <w:t>. Proyección ML-ajustada vs. modelo de referencia empírico por horizonte temporal.</w:t>
@@ -19051,11 +18845,7 @@
         <w:jc w:val="both"/>
       </w:pPr>
       <w:r>
-        <w:t xml:space="preserve">NB, con P(M2) cruda = 0,70 en la semana de corte de la proyección (2026-02-09; no comparable directamente con la probabilidad calibrada de una semana anterior que usa la Tabla 7.7, 4.2) y un hazard relativo de Cox de 12,61x, mantiene en cambio una fracción mayor de su tasa empírica </w:t>
-      </w:r>
-      <w:r>
-        <w:lastRenderedPageBreak/>
-        <w:t>(s_emp=0,132 → s_ML=0,090, -32%) y termina liderando la proyección ML-ajustada a 16 semanas (Figura 7.12). Su perfil mutacional Spike/NSP12 proyectado incluye dos mutaciones candidatas fuera de su perfil observado (Spike_V445P, Spike_N679R, ambas con P(M3-SPNSP)=0.97) que aún no forman parte del fondo compartido ni del perfil de NB, pero muestran probabilidad de fijación alta y tendencia ascendente.</w:t>
+        <w:t>NB, con P(M2) cruda = 0,70 en la semana de corte de la proyección (2026-02-09; no comparable directamente con la probabilidad calibrada de una semana anterior que usa la Tabla 7.9, 4.2) y un hazard relativo de Cox de 12,61x, mantiene en cambio una fracción mayor de su tasa empírica (s_emp=0,132 → s_ML=0,090, -32%) y termina liderando la proyección ML-ajustada a 16 semanas (Figura 7.13). Su perfil mutacional Spike/NSP12 proyectado incluye dos mutaciones candidatas fuera de su perfil observado (Spike_V445P, Spike_N679R, ambas con P(M3-SPNSP)=0.97) que aún no forman parte del fondo compartido ni del perfil de NB, pero muestran probabilidad de fijación alta y tendencia ascendente.</w:t>
       </w:r>
     </w:p>
     <w:p>
@@ -19118,7 +18908,7 @@
         <w:spacing w:before="80" w:after="280"/>
       </w:pPr>
       <w:r>
-        <w:t>Figura 7.12. Proyección semanal de frecuencia de las variantes activas desde el corte de datos (línea sólida = histórico), comparando el escenario ajustado por LightGBM (línea discontinua) con el modelo de referencia puramente empírico (línea punteada). El modelo de referencia sobreestima el crecimiento de PY hasta un falso dominio futuro, un error que la modulación por LightGBM corrige.</w:t>
+        <w:t>Figura 7.13. Proyección semanal de frecuencia de las variantes activas desde el corte de datos (línea sólida = histórico), comparando el escenario ajustado por LightGBM (línea discontinua) con el modelo de referencia puramente empírico (línea punteada). El modelo de referencia sobreestima el crecimiento de PY hasta un falso dominio futuro, un error que la modulación por LightGBM corrige.</w:t>
       </w:r>
     </w:p>
     <w:p>
@@ -19129,7 +18919,7 @@
         </w:rPr>
       </w:pPr>
       <w:bookmarkStart w:id="97" w:name="_Toc234787642"/>
-      <w:bookmarkStart w:id="98" w:name="_Toc239080039"/>
+      <w:bookmarkStart w:id="98" w:name="_Toc239109035"/>
       <w:r>
         <w:rPr>
           <w:color w:val="2E74B5"/>
@@ -19155,7 +18945,7 @@
         </w:rPr>
       </w:pPr>
       <w:bookmarkStart w:id="99" w:name="_Toc234787643"/>
-      <w:bookmarkStart w:id="100" w:name="_Toc239080040"/>
+      <w:bookmarkStart w:id="100" w:name="_Toc239109036"/>
       <w:r>
         <w:rPr>
           <w:color w:val="4F81BD"/>
@@ -19210,7 +19000,7 @@
         </w:rPr>
       </w:pPr>
       <w:bookmarkStart w:id="101" w:name="_Toc234787645"/>
-      <w:bookmarkStart w:id="102" w:name="_Toc239080041"/>
+      <w:bookmarkStart w:id="102" w:name="_Toc239109037"/>
       <w:r>
         <w:rPr>
           <w:color w:val="2E74B5"/>
@@ -19236,7 +19026,7 @@
         </w:rPr>
       </w:pPr>
       <w:bookmarkStart w:id="103" w:name="_Toc234787648"/>
-      <w:bookmarkStart w:id="104" w:name="_Toc239080042"/>
+      <w:bookmarkStart w:id="104" w:name="_Toc239109038"/>
       <w:r>
         <w:rPr>
           <w:color w:val="4F81BD"/>
@@ -19298,7 +19088,7 @@
         </w:rPr>
       </w:pPr>
       <w:bookmarkStart w:id="105" w:name="_Toc234787649"/>
-      <w:bookmarkStart w:id="106" w:name="_Toc239080043"/>
+      <w:bookmarkStart w:id="106" w:name="_Toc239109039"/>
       <w:r>
         <w:rPr>
           <w:color w:val="4F81BD"/>
@@ -19322,7 +19112,7 @@
         <w:t>priorización</w:t>
       </w:r>
       <w:r>
-        <w:t xml:space="preserve"> de vigilancia al menos 4 semanas antes de alcanzar el 10% (Tabla 7.9):</w:t>
+        <w:t xml:space="preserve"> de vigilancia al menos 4 semanas antes de alcanzar el 10% (Tabla 7.11):</w:t>
       </w:r>
     </w:p>
     <w:p>
@@ -19332,7 +19122,7 @@
         <w:spacing w:before="280" w:after="80"/>
       </w:pPr>
       <w:r>
-        <w:t>Tabla 7.9. Backtesting retrospectivo de transiciones de dominancia (2021-2026).</w:t>
+        <w:t>Tabla 7.11. Backtesting retrospectivo de transiciones de dominancia (2021-2026).</w:t>
       </w:r>
     </w:p>
     <w:tbl>
@@ -19754,7 +19544,7 @@
         <w:t>priorización</w:t>
       </w:r>
       <w:r>
-        <w:t xml:space="preserve">, o directamente con nivel de alerta MEDIUM/HIGH sobre probabilidad calibrada, Tabla 7.6) al menos 4 semanas antes de alcanzar el 10% global (Tabla 7.9). La posición en el ranking es invariante a la calibración por ser esta monótona (isotónica); los niveles de alerta MEDIUM/HIGH citados en la tabla usan siempre la probabilidad calibrada, nunca la cruda. Este </w:t>
+        <w:t xml:space="preserve">, o directamente con nivel de alerta MEDIUM/HIGH sobre probabilidad calibrada, Tabla 7.8) al menos 4 semanas antes de alcanzar el 10% global (Tabla 7.11). La posición en el ranking es invariante a la calibración por ser esta monótona (isotónica); los niveles de alerta MEDIUM/HIGH citados en la tabla usan siempre la probabilidad calibrada, nunca la cruda. Este </w:t>
       </w:r>
       <w:r>
         <w:rPr>
@@ -19783,7 +19573,7 @@
         </w:rPr>
       </w:pPr>
       <w:bookmarkStart w:id="107" w:name="_Toc234787650"/>
-      <w:bookmarkStart w:id="108" w:name="_Toc239080044"/>
+      <w:bookmarkStart w:id="108" w:name="_Toc239109040"/>
       <w:r>
         <w:rPr>
           <w:color w:val="2E74B5"/>
@@ -19896,7 +19686,7 @@
         <w:jc w:val="both"/>
       </w:pPr>
       <w:r>
-        <w:t>Resultados de la validación externa por horizonte de predicción (Tabla 7.10):</w:t>
+        <w:t>Resultados de la validación externa por horizonte de predicción (Tabla 7.12):</w:t>
       </w:r>
     </w:p>
     <w:p>
@@ -19906,7 +19696,7 @@
         <w:spacing w:before="280" w:after="80"/>
       </w:pPr>
       <w:r>
-        <w:t>Tabla 7.10. Resultados de la validación externa prospectiva por horizonte.</w:t>
+        <w:t>Tabla 7.12. Resultados de la validación externa prospectiva por horizonte.</w:t>
       </w:r>
     </w:p>
     <w:tbl>
@@ -20223,7 +20013,7 @@
         <w:t xml:space="preserve"> de BA.3.2.2 y fragmentación regional, 8.3.2), no de un fallo del replicador. La modulación ML anticipó correctamente la transición XFG-&gt;NB que la proyección empírica pura no veía (predecía a PY como dominante) (</w:t>
       </w:r>
       <w:r>
-        <w:t>Figura 7.13</w:t>
+        <w:t>Figura 7.14</w:t>
       </w:r>
       <w:r>
         <w:t>).</w:t>
@@ -20281,7 +20071,7 @@
         <w:spacing w:before="80" w:after="280"/>
       </w:pPr>
       <w:r>
-        <w:t>Figura 7.13. Validación externa: frecuencia observada realmente en junio de 2026 (puntos) frente a la proyección ML-ajustada de la Figura 7.12 (línea), por horizonte de predicción desde +1 hasta +16 semanas. El acierto es alto a corto plazo y solo se degrada a partir de +8 semanas, cuando emerge BA.3.2.2, una variante sin precedente en los datos de entrenamiento.</w:t>
+        <w:t>Figura 7.14. Validación externa: frecuencia observada realmente en junio de 2026 (puntos) frente a la proyección ML-ajustada de la Figura 7.13 (línea), por horizonte de predicción desde +1 hasta +16 semanas. El acierto es alto a corto plazo y solo se degrada a partir de +8 semanas, cuando emerge BA.3.2.2, una variante sin precedente en los datos de entrenamiento.</w:t>
       </w:r>
     </w:p>
     <w:p>
@@ -20292,7 +20082,7 @@
         </w:rPr>
       </w:pPr>
       <w:bookmarkStart w:id="109" w:name="_Toc234787651"/>
-      <w:bookmarkStart w:id="110" w:name="_Toc239080045"/>
+      <w:bookmarkStart w:id="110" w:name="_Toc239109041"/>
       <w:r>
         <w:rPr>
           <w:color w:val="4F81BD"/>
@@ -20335,7 +20125,7 @@
         </w:rPr>
       </w:pPr>
       <w:bookmarkStart w:id="111" w:name="_Toc234787652"/>
-      <w:bookmarkStart w:id="112" w:name="_Toc239080046"/>
+      <w:bookmarkStart w:id="112" w:name="_Toc239109042"/>
       <w:r>
         <w:rPr>
           <w:color w:val="4F81BD"/>
@@ -20382,7 +20172,7 @@
     </w:p>
     <w:p>
       <w:pPr>
-        <w:pStyle w:val="Listaconnmeros"/>
+        <w:pStyle w:val="Listaconvietas"/>
         <w:jc w:val="both"/>
       </w:pPr>
       <w:r>
@@ -20405,7 +20195,7 @@
         </w:rPr>
       </w:pPr>
       <w:bookmarkStart w:id="113" w:name="_Toc234787653"/>
-      <w:bookmarkStart w:id="114" w:name="_Toc239080047"/>
+      <w:bookmarkStart w:id="114" w:name="_Toc239109043"/>
       <w:r>
         <w:rPr>
           <w:color w:val="1F497D"/>
@@ -20424,7 +20214,7 @@
         </w:rPr>
       </w:pPr>
       <w:bookmarkStart w:id="115" w:name="_Toc234787654"/>
-      <w:bookmarkStart w:id="116" w:name="_Toc239080048"/>
+      <w:bookmarkStart w:id="116" w:name="_Toc239109044"/>
       <w:r>
         <w:rPr>
           <w:color w:val="2E74B5"/>
@@ -20784,7 +20574,7 @@
         </w:rPr>
       </w:pPr>
       <w:bookmarkStart w:id="117" w:name="_Toc234787655"/>
-      <w:bookmarkStart w:id="118" w:name="_Toc239080049"/>
+      <w:bookmarkStart w:id="118" w:name="_Toc239109045"/>
       <w:r>
         <w:rPr>
           <w:color w:val="2E74B5"/>
@@ -20845,7 +20635,7 @@
         <w:jc w:val="both"/>
       </w:pPr>
       <w:r>
-        <w:t>El análisis de coocurrencia (7.1.2) también muestra el reverso de esta moneda: de 41 pares de mutaciones con trayectorias muy correlacionadas entre familias distintas, solo 4 son convergencia independiente confirmada como esta; la mayoría (15) resultan ser relaciones de contención o jerarquía genómica, no selección paralela genuina. La convergencia evolutiva real existe y es detectable, pero es más rara de lo que sugeriría mirar solo la correlación de trayectorias.</w:t>
+        <w:t>El análisis de coocurrencia (7.1.2) también muestra el reverso de esta moneda: de 41 pares de mutaciones con trayectorias muy correlacionadas entre familias distintas, solo 4 muestran coocurrencia real bidireccional alta con bajo solapamiento de familias, el criterio propuesto para detectar convergencia independiente; al inspeccionarlos resultan ser las mutaciones definitorias de Delta (T19R, E156G, F157del, R158del, P681R), heredadas en bloque, no convergencia evolutiva genuina (7.1.2). La mayoría (15) resultan ser relaciones de contención o jerarquía genómica, no selección paralela, y en 22 no hay dato real disponible para confirmar. La convergencia evolutiva real existe y es detectable, pero es más rara de lo que sugeriría mirar solo la correlación de trayectorias: el caso de la posición 445 (arriba) se confirmó por un criterio distinto y más robusto en este contexto, el número de familias independientes que la portan, no por coocurrencia entre pares.</w:t>
       </w:r>
     </w:p>
     <w:p>
@@ -20856,7 +20646,7 @@
         </w:rPr>
       </w:pPr>
       <w:bookmarkStart w:id="119" w:name="_Toc234787656"/>
-      <w:bookmarkStart w:id="120" w:name="_Toc239080050"/>
+      <w:bookmarkStart w:id="120" w:name="_Toc239109046"/>
       <w:r>
         <w:rPr>
           <w:color w:val="2E74B5"/>
@@ -20874,7 +20664,7 @@
         </w:rPr>
       </w:pPr>
       <w:bookmarkStart w:id="121" w:name="_Toc234787657"/>
-      <w:bookmarkStart w:id="122" w:name="_Toc239080051"/>
+      <w:bookmarkStart w:id="122" w:name="_Toc239109047"/>
       <w:r>
         <w:rPr>
           <w:color w:val="4F81BD"/>
@@ -20934,7 +20724,7 @@
         </w:rPr>
       </w:pPr>
       <w:bookmarkStart w:id="123" w:name="_Toc234787658"/>
-      <w:bookmarkStart w:id="124" w:name="_Toc239080052"/>
+      <w:bookmarkStart w:id="124" w:name="_Toc239109048"/>
       <w:r>
         <w:rPr>
           <w:color w:val="4F81BD"/>
@@ -20980,6 +20770,7 @@
         <w:rPr>
           <w:i/>
         </w:rPr>
+        <w:lastRenderedPageBreak/>
         <w:t>Variable objetivo</w:t>
       </w:r>
       <w:r>
@@ -21001,7 +20792,6 @@
         <w:jc w:val="both"/>
       </w:pPr>
       <w:r>
-        <w:lastRenderedPageBreak/>
         <w:t xml:space="preserve">Calibración parcial: la </w:t>
       </w:r>
       <w:r>
@@ -21011,7 +20801,7 @@
         <w:t>priorización</w:t>
       </w:r>
       <w:r>
-        <w:t xml:space="preserve"> de vigilancia (7.4) usa probabilidad calibrada (IsotonicRegression), mientras que la proyección forward (7.5) usa a propósito la probabilidad cruda, porque solo necesita el orden relativo entre variantes. Las dos partes del sistema no comparten, por tanto, una única probabilidad de referencia: combinarlas numéricamente en el futuro exigiría homogeneizarlas antes.</w:t>
+        <w:t xml:space="preserve"> de vigilancia (7.4) usa probabilidad calibrada (regresión isotónica), mientras que la proyección forward (7.5) usa a propósito la probabilidad cruda, porque solo necesita el orden relativo entre variantes. Las dos partes del sistema no comparten, por tanto, una única probabilidad de referencia: combinarlas numéricamente en el futuro exigiría homogeneizarlas antes.</w:t>
       </w:r>
     </w:p>
     <w:p>
@@ -21027,7 +20817,7 @@
         </w:rPr>
       </w:pPr>
       <w:bookmarkStart w:id="125" w:name="_Toc234787659"/>
-      <w:bookmarkStart w:id="126" w:name="_Toc239080053"/>
+      <w:bookmarkStart w:id="126" w:name="_Toc239109049"/>
       <w:r>
         <w:rPr>
           <w:color w:val="1F497D"/>
@@ -21046,7 +20836,7 @@
         </w:rPr>
       </w:pPr>
       <w:bookmarkStart w:id="127" w:name="_Toc234787660"/>
-      <w:bookmarkStart w:id="128" w:name="_Toc239080054"/>
+      <w:bookmarkStart w:id="128" w:name="_Toc239109050"/>
       <w:r>
         <w:rPr>
           <w:color w:val="2E74B5"/>
@@ -21241,7 +21031,7 @@
         <w:t>priorización</w:t>
       </w:r>
       <w:r>
-        <w:t xml:space="preserve"> de vigilancia calibrada con IsotonicRegression sobre el 20% de validación interna (verificado por quintiles, sin tocar </w:t>
+        <w:t xml:space="preserve"> de vigilancia calibrada con una regresión isotónica sobre el 20% de validación interna (verificado por quintiles, sin tocar </w:t>
       </w:r>
       <w:r>
         <w:rPr>
@@ -21270,7 +21060,7 @@
         </w:rPr>
       </w:pPr>
       <w:bookmarkStart w:id="129" w:name="_Toc234787661"/>
-      <w:bookmarkStart w:id="130" w:name="_Toc239080055"/>
+      <w:bookmarkStart w:id="130" w:name="_Toc239109051"/>
       <w:r>
         <w:rPr>
           <w:color w:val="2E74B5"/>
@@ -21314,7 +21104,7 @@
         <w:jc w:val="both"/>
       </w:pPr>
       <w:r>
-        <w:t>C.B.3. La convergencia evolutiva es el predictor más robusto de fijación de mutaciones individuales tanto en el modelo Cox (convergencia histórica, HR=1.272, p&lt;0.001) como en el clasificador LightGBM (convergencia reciente, la característica de mayor peso SHAP de todo M3). Acotar la convergencia a una ventana causal reciente (12 semanas) es más informativo que acumularla sin límite desde la primera detección. Dicho esto, el análisis de coocurrencia real (7.1.2) matiza esta conclusión: de 41 pares de mutaciones con trayectorias muy correlacionadas entre familias Pango distintas, solo 4 se confirman como convergencia independiente genuina; la mayoría (15) resultan ser relaciones de contención genómica, no selección paralela real. La convergencia evolutiva es una señal real y valiosa, pero más rara de lo que sugeriría mirar solo la correlación de trayectorias sin verificar coocurrencia real por secuencia.</w:t>
+        <w:t>C.B.3. La convergencia evolutiva es el predictor más robusto de fijación de mutaciones individuales tanto en el modelo Cox (convergencia histórica, HR=1.272, p&lt;0.001) como en el clasificador LightGBM (convergencia reciente, la característica de mayor peso SHAP de todo M3). Acotar la convergencia a una ventana causal reciente (12 semanas) es más informativo que acumularla sin límite desde la primera detección. Dicho esto, el análisis de coocurrencia real (7.1.2) matiza esta conclusión: de 41 pares de mutaciones con trayectorias muy correlacionadas entre familias Pango distintas, solo 4 muestran coocurrencia real bidireccional alta con bajo solapamiento de familias, el criterio propuesto para detectar convergencia independiente; al inspeccionarlos resultan ser las mutaciones definitorias de Delta, heredadas en bloque, no convergencia evolutiva genuina. La mayoría (15) resultan ser relaciones de contención genómica, no selección paralela real. La convergencia evolutiva es una señal real y valiosa, pero más rara de lo que sugeriría mirar solo la correlación de trayectorias sin verificar coocurrencia real por secuencia; el caso de la posición 445 (C.B.4) se confirma por un criterio distinto, el número de familias independientes que la portan, más robusto en este contexto que la coocurrencia por pares.</w:t>
       </w:r>
     </w:p>
     <w:p>
@@ -21397,7 +21187,7 @@
         </w:rPr>
       </w:pPr>
       <w:bookmarkStart w:id="131" w:name="_Toc234787662"/>
-      <w:bookmarkStart w:id="132" w:name="_Toc239080056"/>
+      <w:bookmarkStart w:id="132" w:name="_Toc239109052"/>
       <w:r>
         <w:rPr>
           <w:color w:val="1F497D"/>
@@ -21421,6 +21211,7 @@
         <w:jc w:val="both"/>
       </w:pPr>
       <w:r>
+        <w:lastRenderedPageBreak/>
         <w:t xml:space="preserve">Modelos regionales: entrenar modelos por región OMS </w:t>
       </w:r>
       <w:r>
@@ -21436,7 +21227,6 @@
         <w:jc w:val="both"/>
       </w:pPr>
       <w:r>
-        <w:lastRenderedPageBreak/>
         <w:t xml:space="preserve">Integración de los haplotipos CDH: incorporar como </w:t>
       </w:r>
       <w:r>
@@ -21516,7 +21306,7 @@
         </w:rPr>
       </w:pPr>
       <w:bookmarkStart w:id="133" w:name="_Toc234787669"/>
-      <w:bookmarkStart w:id="134" w:name="_Toc239080057"/>
+      <w:bookmarkStart w:id="134" w:name="_Toc239109053"/>
       <w:r>
         <w:rPr>
           <w:color w:val="1F497D"/>
@@ -22488,7 +22278,7 @@
         </w:rPr>
       </w:pPr>
       <w:bookmarkStart w:id="186" w:name="_Toc234787670"/>
-      <w:bookmarkStart w:id="187" w:name="_Toc239080058"/>
+      <w:bookmarkStart w:id="187" w:name="_Toc239109054"/>
       <w:r>
         <w:rPr>
           <w:color w:val="1F497D"/>
@@ -22508,7 +22298,7 @@
       </w:pPr>
       <w:bookmarkStart w:id="188" w:name="_Toc234787671"/>
       <w:bookmarkStart w:id="189" w:name="apxA1"/>
-      <w:bookmarkStart w:id="190" w:name="_Toc239080059"/>
+      <w:bookmarkStart w:id="190" w:name="_Toc239109055"/>
       <w:r>
         <w:rPr>
           <w:color w:val="2E74B5"/>
@@ -22541,7 +22331,7 @@
       </w:pPr>
       <w:bookmarkStart w:id="191" w:name="_Toc234787672"/>
       <w:bookmarkStart w:id="192" w:name="apxA2"/>
-      <w:bookmarkStart w:id="193" w:name="_Toc239080060"/>
+      <w:bookmarkStart w:id="193" w:name="_Toc239109056"/>
       <w:r>
         <w:rPr>
           <w:color w:val="2E74B5"/>
@@ -22598,7 +22388,7 @@
         </w:rPr>
       </w:pPr>
       <w:bookmarkStart w:id="194" w:name="apxA3"/>
-      <w:bookmarkStart w:id="195" w:name="_Toc239080061"/>
+      <w:bookmarkStart w:id="195" w:name="_Toc239109057"/>
       <w:r>
         <w:rPr>
           <w:color w:val="2E74B5"/>
@@ -22669,7 +22459,7 @@
         </w:rPr>
       </w:pPr>
       <w:bookmarkStart w:id="196" w:name="apxA4"/>
-      <w:bookmarkStart w:id="197" w:name="_Toc239080062"/>
+      <w:bookmarkStart w:id="197" w:name="_Toc239109058"/>
       <w:r>
         <w:rPr>
           <w:color w:val="2E74B5"/>
@@ -22973,7 +22763,7 @@
         <w:pStyle w:val="Ttulo2"/>
       </w:pPr>
       <w:bookmarkStart w:id="198" w:name="apxA5"/>
-      <w:bookmarkStart w:id="199" w:name="_Toc239080063"/>
+      <w:bookmarkStart w:id="199" w:name="_Toc239109059"/>
       <w:r>
         <w:t>A.5. Sensibilidad a los umbrales de dominancia y fijación</w:t>
       </w:r>
@@ -22995,6 +22785,7 @@
         <w:spacing w:before="280" w:after="80"/>
       </w:pPr>
       <w:r>
+        <w:lastRenderedPageBreak/>
         <w:t>Tabla A.2. Barrido del umbral de dominancia en M3-SPNSP (protocolo simplificado: n_estimators=200 fijo, sin partición interna de validación).</w:t>
       </w:r>
     </w:p>
@@ -23010,6 +22801,9 @@
         <w:gridCol w:w="3037"/>
       </w:tblGrid>
       <w:tr>
+        <w:trPr>
+          <w:tblHeader/>
+        </w:trPr>
         <w:tc>
           <w:tcPr>
             <w:tcW w:w="3041" w:type="dxa"/>
@@ -23057,7 +22851,6 @@
           </w:tcPr>
           <w:p>
             <w:r>
-              <w:lastRenderedPageBreak/>
               <w:t>5%</w:t>
             </w:r>
           </w:p>
@@ -23224,7 +23017,7 @@
           <w:color w:val="1F497D"/>
         </w:rPr>
       </w:pPr>
-      <w:bookmarkStart w:id="200" w:name="_Toc239080064"/>
+      <w:bookmarkStart w:id="200" w:name="_Toc239109060"/>
       <w:r>
         <w:rPr>
           <w:color w:val="1F497D"/>
@@ -23242,7 +23035,7 @@
         </w:rPr>
       </w:pPr>
       <w:bookmarkStart w:id="201" w:name="apxB1"/>
-      <w:bookmarkStart w:id="202" w:name="_Toc239080065"/>
+      <w:bookmarkStart w:id="202" w:name="_Toc239109061"/>
       <w:r>
         <w:rPr>
           <w:color w:val="2E74B5"/>
@@ -23338,7 +23131,7 @@
         </w:rPr>
       </w:pPr>
       <w:bookmarkStart w:id="203" w:name="apxB2"/>
-      <w:bookmarkStart w:id="204" w:name="_Toc239080066"/>
+      <w:bookmarkStart w:id="204" w:name="_Toc239109062"/>
       <w:r>
         <w:rPr>
           <w:color w:val="2E74B5"/>
@@ -23486,7 +23279,7 @@
         <w:pStyle w:val="Ttulo2"/>
       </w:pPr>
       <w:bookmarkStart w:id="205" w:name="apxB3"/>
-      <w:bookmarkStart w:id="206" w:name="_Toc239080067"/>
+      <w:bookmarkStart w:id="206" w:name="_Toc239109063"/>
       <w:r>
         <w:t>B.3. Figuras SHAP adicionales por conjunto de datos</w:t>
       </w:r>
@@ -23783,7 +23576,7 @@
         <w:pStyle w:val="Ttulo2"/>
       </w:pPr>
       <w:bookmarkStart w:id="207" w:name="apxB4"/>
-      <w:bookmarkStart w:id="208" w:name="_Toc239080068"/>
+      <w:bookmarkStart w:id="208" w:name="_Toc239109064"/>
       <w:r>
         <w:t>B.4. Figuras adicionales de validación y supervivencia</w:t>
       </w:r>
@@ -23795,7 +23588,7 @@
         <w:jc w:val="both"/>
       </w:pPr>
       <w:r>
-        <w:t>Se recogen aquí dos figuras trasladadas desde el capítulo de Resultados por ser de detalle o descriptivas: la Figura 7.4c (métricas fila a fila de la validación progresiva, 7.2.2) y la Figura 7.8a (curva Kaplan-Meier por número de países detectados en fase temprana, 7.3.1).</w:t>
+        <w:t>Se recogen aquí dos figuras trasladadas desde el capítulo de Resultados por ser de detalle o descriptivas: la Figura 7.4c (métricas fila a fila de la validación progresiva, 7.2.2) y la Figura 7.9a (curva Kaplan-Meier por número de países detectados en fase temprana, 7.3.1).</w:t>
       </w:r>
     </w:p>
     <w:p>
@@ -23905,7 +23698,7 @@
         <w:spacing w:before="80" w:after="280"/>
       </w:pPr>
       <w:r>
-        <w:t>Figura 7.8a. Kaplan-Meier: probabilidad de que una familia no haya alcanzado aún el umbral de dominancia, según el número de países en que se detectó tempranamente.</w:t>
+        <w:t>Figura 7.9a. Kaplan-Meier: probabilidad de que una familia no haya alcanzado aún el umbral de dominancia, según el número de países en que se detectó tempranamente.</w:t>
       </w:r>
     </w:p>
     <w:p>
@@ -23917,7 +23710,7 @@
       <w:pPr>
         <w:pStyle w:val="Ttulo1"/>
       </w:pPr>
-      <w:bookmarkStart w:id="209" w:name="_Toc239080069"/>
+      <w:bookmarkStart w:id="209" w:name="_Toc239109065"/>
       <w:r>
         <w:lastRenderedPageBreak/>
         <w:t>Apéndice C: Precedentes técnicos ampliados</w:t>
@@ -23937,7 +23730,7 @@
         <w:pStyle w:val="Ttulo2"/>
       </w:pPr>
       <w:bookmarkStart w:id="210" w:name="apxC1"/>
-      <w:bookmarkStart w:id="211" w:name="_Toc239080070"/>
+      <w:bookmarkStart w:id="211" w:name="_Toc239109066"/>
       <w:r>
         <w:t>C.1. Predicción computacional de la evolución viral</w:t>
       </w:r>
@@ -24072,7 +23865,7 @@
         <w:pStyle w:val="Ttulo2"/>
       </w:pPr>
       <w:bookmarkStart w:id="212" w:name="apxC2"/>
-      <w:bookmarkStart w:id="213" w:name="_Toc239080071"/>
+      <w:bookmarkStart w:id="213" w:name="_Toc239109067"/>
       <w:r>
         <w:t>C.2. Gradient boosting en genómica</w:t>
       </w:r>
@@ -24140,7 +23933,7 @@
         <w:pStyle w:val="Ttulo2"/>
       </w:pPr>
       <w:bookmarkStart w:id="214" w:name="apxC3"/>
-      <w:bookmarkStart w:id="215" w:name="_Toc239080072"/>
+      <w:bookmarkStart w:id="215" w:name="_Toc239109068"/>
       <w:r>
         <w:t>C.3. Haplotipos minoritarios y diversidad intrahospedador</w:t>
       </w:r>
@@ -24292,7 +24085,7 @@
         </w:rPr>
       </w:pPr>
       <w:bookmarkStart w:id="216" w:name="apxD"/>
-      <w:bookmarkStart w:id="217" w:name="_Toc239080073"/>
+      <w:bookmarkStart w:id="217" w:name="_Toc239109069"/>
       <w:r>
         <w:rPr>
           <w:color w:val="1F497D"/>
@@ -24343,7 +24136,7 @@
       <w:pPr>
         <w:pStyle w:val="Ttulo2"/>
       </w:pPr>
-      <w:bookmarkStart w:id="218" w:name="_Toc239080074"/>
+      <w:bookmarkStart w:id="218" w:name="_Toc239109070"/>
       <w:r>
         <w:t>D.1. Mapa entre secciones de la memoria y módulos del notebook</w:t>
       </w:r>
